--- a/book/docx-por-capitulo/capitulo-11b-nemoclaw.docx
+++ b/book/docx-por-capitulo/capitulo-11b-nemoclaw.docx
@@ -7,6 +7,7 @@
         <w:pStyle w:val="Endure-ChapterTitle"/>
         <w:keepNext/>
         <w:spacing w:before="480" w:after="240"/>
+        <w:outlineLvl w:val="0"/>
       </w:pPr>
       <w:r>
         <w:rPr>
@@ -26,46 +27,67 @@
         <w:pStyle w:val="Endure-Subhead"/>
         <w:keepNext/>
         <w:spacing w:before="240" w:after="60"/>
+        <w:outlineLvl w:val="1"/>
       </w:pPr>
       <w:r>
+        <w:rPr>
+          <w:sz w:val="24"/>
+        </w:rPr>
         <w:t>Introducción</w:t>
       </w:r>
     </w:p>
     <w:p>
       <w:pPr>
         <w:pStyle w:val="Endure-FirstParagraphBodyText"/>
+        <w:spacing w:before="100" w:after="100"/>
       </w:pPr>
       <w:r>
+        <w:rPr>
+          <w:sz w:val="20"/>
+        </w:rPr>
         <w:t>NemoClaw es el proxy de políticas que envuelve a OpenClaw con tres capas de protección indispensables cuando da acceso al bot de Telegram a terceros: políticas L7 REST (bloqueo selectivo de rutas de API), aislamiento del sistema de archivos (el agente solo accede a directorios explícitamente permitidos) y control de red (puede prohibir que el agente haga solicitudes hacia internet o hacia servicios internos que no debe tocar).</w:t>
       </w:r>
     </w:p>
     <w:p>
       <w:pPr>
         <w:pStyle w:val="Endure-ChapterBodyText"/>
+        <w:spacing w:before="100" w:after="100"/>
       </w:pPr>
       <w:r>
+        <w:rPr>
+          <w:sz w:val="20"/>
+        </w:rPr>
         <w:t>Sin NemoClaw, cualquier usuario del bot de Telegram podría pedirle al agente que borre archivos, ejecute comandos del sistema o filtre datos privados. NemoClaw actúa como un guardia que revisa cada solicitud antes de que llegue al modelo.</w:t>
       </w:r>
     </w:p>
     <w:p>
       <w:pPr>
         <w:pStyle w:val="Endure-ChapterBodyText"/>
+        <w:spacing w:before="100" w:after="100"/>
       </w:pPr>
       <w:r>
-        <w:t>Este capítulo cubre únicamente NemoClaw. Para OpenClaw (gateway principal) consulte el Capítulo 13A.</w:t>
+        <w:rPr>
+          <w:sz w:val="20"/>
+        </w:rPr>
+        <w:t>Este capítulo cubre únicamente NemoClaw. Para OpenClaw (gateway principal) consulte el Capítulo 11A.</w:t>
       </w:r>
     </w:p>
     <w:p>
       <w:pPr>
         <w:pStyle w:val="Endure-ChapterBodyText"/>
+        <w:spacing w:before="100" w:after="100"/>
       </w:pPr>
       <w:r>
         <w:rPr>
           <w:b/>
+          <w:sz w:val="20"/>
         </w:rPr>
         <w:t>Modo energético:</w:t>
       </w:r>
       <w:r>
+        <w:rPr>
+          <w:sz w:val="20"/>
+        </w:rPr>
         <w:t xml:space="preserve"> NemoClaw es un proxy liviano — 30W es suficiente. El modo de energía lo controla el motor de inferencia, no NemoClaw.</w:t>
       </w:r>
     </w:p>
@@ -110,7 +132,7 @@
               <w:t xml:space="preserve">NOTA: </w:t>
             </w:r>
             <w:r>
-              <w:t>Prerrequisito: OpenClaw instalado, configurado y con el bot de Telegram activo (Capítulo 13A). NemoClaw envuelve a OpenClaw — sin OpenClaw, NemoClaw no tiene nada que proteger.</w:t>
+              <w:t>Prerrequisito: OpenClaw instalado, configurado y con el bot de Telegram activo (Capítulo 11A). NemoClaw envuelve a OpenClaw — sin OpenClaw, NemoClaw no tiene nada que proteger.</w:t>
             </w:r>
           </w:p>
         </w:tc>
@@ -126,8 +148,12 @@
         <w:pStyle w:val="Endure-Subhead"/>
         <w:keepNext/>
         <w:spacing w:before="240" w:after="60"/>
+        <w:outlineLvl w:val="1"/>
       </w:pPr>
       <w:r>
+        <w:rPr>
+          <w:sz w:val="24"/>
+        </w:rPr>
         <w:t>13B.1 Arquitectura de NemoClaw</w:t>
       </w:r>
     </w:p>
@@ -138,7 +164,7 @@
       <w:r>
         <w:drawing>
           <wp:inline xmlns:a="http://schemas.openxmlformats.org/drawingml/2006/main" xmlns:pic="http://schemas.openxmlformats.org/drawingml/2006/picture">
-            <wp:extent cx="5029200" cy="2786449"/>
+            <wp:extent cx="5029200" cy="3307492"/>
             <wp:docPr id="1" name="Picture 1"/>
             <wp:cNvGraphicFramePr>
               <a:graphicFrameLocks noChangeAspect="1"/>
@@ -159,7 +185,7 @@
                   <pic:spPr>
                     <a:xfrm>
                       <a:off x="0" y="0"/>
-                      <a:ext cx="5029200" cy="2786449"/>
+                      <a:ext cx="5029200" cy="3307492"/>
                     </a:xfrm>
                     <a:prstGeom prst="rect"/>
                   </pic:spPr>
@@ -179,6 +205,7 @@
       <w:r>
         <w:rPr>
           <w:i/>
+          <w:sz w:val="16"/>
         </w:rPr>
         <w:t>Arquitectura de NemoClaw</w:t>
       </w:r>
@@ -196,7 +223,7 @@
         <w:tc>
           <w:tcPr>
             <w:tcW w:type="dxa" w:w="8152"/>
-            <w:shd w:val="clear" w:color="auto" w:fill="F2F2F2"/>
+            <w:shd w:val="clear" w:color="auto" w:fill="EAEAEA"/>
             <w:tcBorders>
               <w:left w:val="thick" w:sz="24" w:color="1A5A6A"/>
             </w:tcBorders>
@@ -217,6 +244,7 @@
             <w:r>
               <w:rPr>
                 <w:rFonts w:ascii="Courier New" w:hAnsi="Courier New"/>
+                <w:i/>
                 <w:color w:val="555555"/>
                 <w:sz w:val="16"/>
               </w:rPr>
@@ -233,6 +261,7 @@
             <w:r>
               <w:rPr>
                 <w:rFonts w:ascii="Courier New" w:hAnsi="Courier New"/>
+                <w:i/>
                 <w:color w:val="555555"/>
                 <w:sz w:val="16"/>
               </w:rPr>
@@ -264,6 +293,7 @@
             <w:r>
               <w:rPr>
                 <w:rFonts w:ascii="Courier New" w:hAnsi="Courier New"/>
+                <w:i/>
                 <w:color w:val="555555"/>
                 <w:sz w:val="16"/>
               </w:rPr>
@@ -280,6 +310,7 @@
             <w:r>
               <w:rPr>
                 <w:rFonts w:ascii="Courier New" w:hAnsi="Courier New"/>
+                <w:i/>
                 <w:color w:val="555555"/>
                 <w:sz w:val="16"/>
               </w:rPr>
@@ -296,6 +327,7 @@
             <w:r>
               <w:rPr>
                 <w:rFonts w:ascii="Courier New" w:hAnsi="Courier New"/>
+                <w:i/>
                 <w:color w:val="555555"/>
                 <w:sz w:val="16"/>
               </w:rPr>
@@ -312,6 +344,7 @@
             <w:r>
               <w:rPr>
                 <w:rFonts w:ascii="Courier New" w:hAnsi="Courier New"/>
+                <w:i/>
                 <w:color w:val="555555"/>
                 <w:sz w:val="16"/>
               </w:rPr>
@@ -328,6 +361,7 @@
             <w:r>
               <w:rPr>
                 <w:rFonts w:ascii="Courier New" w:hAnsi="Courier New"/>
+                <w:i/>
                 <w:color w:val="555555"/>
                 <w:sz w:val="16"/>
               </w:rPr>
@@ -344,6 +378,7 @@
             <w:r>
               <w:rPr>
                 <w:rFonts w:ascii="Courier New" w:hAnsi="Courier New"/>
+                <w:i/>
                 <w:color w:val="555555"/>
                 <w:sz w:val="16"/>
               </w:rPr>
@@ -360,6 +395,7 @@
             <w:r>
               <w:rPr>
                 <w:rFonts w:ascii="Courier New" w:hAnsi="Courier New"/>
+                <w:i/>
                 <w:color w:val="555555"/>
                 <w:sz w:val="16"/>
               </w:rPr>
@@ -376,6 +412,7 @@
             <w:r>
               <w:rPr>
                 <w:rFonts w:ascii="Courier New" w:hAnsi="Courier New"/>
+                <w:i/>
                 <w:color w:val="555555"/>
                 <w:sz w:val="16"/>
               </w:rPr>
@@ -392,6 +429,7 @@
             <w:r>
               <w:rPr>
                 <w:rFonts w:ascii="Courier New" w:hAnsi="Courier New"/>
+                <w:i/>
                 <w:color w:val="555555"/>
                 <w:sz w:val="16"/>
               </w:rPr>
@@ -408,6 +446,7 @@
             <w:r>
               <w:rPr>
                 <w:rFonts w:ascii="Courier New" w:hAnsi="Courier New"/>
+                <w:i/>
                 <w:color w:val="555555"/>
                 <w:sz w:val="16"/>
               </w:rPr>
@@ -424,6 +463,7 @@
             <w:r>
               <w:rPr>
                 <w:rFonts w:ascii="Courier New" w:hAnsi="Courier New"/>
+                <w:i/>
                 <w:color w:val="555555"/>
                 <w:sz w:val="16"/>
               </w:rPr>
@@ -440,6 +480,7 @@
             <w:r>
               <w:rPr>
                 <w:rFonts w:ascii="Courier New" w:hAnsi="Courier New"/>
+                <w:i/>
                 <w:color w:val="555555"/>
                 <w:sz w:val="16"/>
               </w:rPr>
@@ -456,6 +497,7 @@
             <w:r>
               <w:rPr>
                 <w:rFonts w:ascii="Courier New" w:hAnsi="Courier New"/>
+                <w:i/>
                 <w:color w:val="555555"/>
                 <w:sz w:val="16"/>
               </w:rPr>
@@ -472,22 +514,24 @@
             <w:r>
               <w:rPr>
                 <w:rFonts w:ascii="Courier New" w:hAnsi="Courier New"/>
-                <w:color w:val="555555"/>
-                <w:sz w:val="16"/>
-              </w:rPr>
-              <w:t>│   OpenClaw Gateway   │   ← Agente central (Capítulo 13A)</w:t>
-            </w:r>
-          </w:p>
-          <w:p>
-            <w:pPr>
-              <w:spacing w:before="0" w:after="0"/>
-              <w:jc w:val="left"/>
-              <w:keepLines/>
-              <w:keepNext/>
-            </w:pPr>
-            <w:r>
-              <w:rPr>
-                <w:rFonts w:ascii="Courier New" w:hAnsi="Courier New"/>
+                <w:i/>
+                <w:color w:val="555555"/>
+                <w:sz w:val="16"/>
+              </w:rPr>
+              <w:t>│   OpenClaw Gateway   │   ← Agente central (Capítulo 11A)</w:t>
+            </w:r>
+          </w:p>
+          <w:p>
+            <w:pPr>
+              <w:spacing w:before="0" w:after="0"/>
+              <w:jc w:val="left"/>
+              <w:keepLines/>
+              <w:keepNext/>
+            </w:pPr>
+            <w:r>
+              <w:rPr>
+                <w:rFonts w:ascii="Courier New" w:hAnsi="Courier New"/>
+                <w:i/>
                 <w:color w:val="555555"/>
                 <w:sz w:val="16"/>
               </w:rPr>
@@ -504,6 +548,7 @@
             <w:r>
               <w:rPr>
                 <w:rFonts w:ascii="Courier New" w:hAnsi="Courier New"/>
+                <w:i/>
                 <w:color w:val="555555"/>
                 <w:sz w:val="16"/>
               </w:rPr>
@@ -520,6 +565,7 @@
             <w:r>
               <w:rPr>
                 <w:rFonts w:ascii="Courier New" w:hAnsi="Courier New"/>
+                <w:i/>
                 <w:color w:val="555555"/>
                 <w:sz w:val="16"/>
               </w:rPr>
@@ -536,6 +582,7 @@
             <w:r>
               <w:rPr>
                 <w:rFonts w:ascii="Courier New" w:hAnsi="Courier New"/>
+                <w:i/>
                 <w:color w:val="555555"/>
                 <w:sz w:val="16"/>
               </w:rPr>
@@ -552,6 +599,7 @@
             <w:r>
               <w:rPr>
                 <w:rFonts w:ascii="Courier New" w:hAnsi="Courier New"/>
+                <w:i/>
                 <w:color w:val="555555"/>
                 <w:sz w:val="16"/>
               </w:rPr>
@@ -568,6 +616,7 @@
             <w:r>
               <w:rPr>
                 <w:rFonts w:ascii="Courier New" w:hAnsi="Courier New"/>
+                <w:i/>
                 <w:color w:val="555555"/>
                 <w:sz w:val="16"/>
               </w:rPr>
@@ -584,6 +633,7 @@
             <w:r>
               <w:rPr>
                 <w:rFonts w:ascii="Courier New" w:hAnsi="Courier New"/>
+                <w:i/>
                 <w:color w:val="555555"/>
                 <w:sz w:val="16"/>
               </w:rPr>
@@ -600,6 +650,7 @@
             <w:r>
               <w:rPr>
                 <w:rFonts w:ascii="Courier New" w:hAnsi="Courier New"/>
+                <w:i/>
                 <w:color w:val="555555"/>
                 <w:sz w:val="16"/>
               </w:rPr>
@@ -617,8 +668,12 @@
     <w:p>
       <w:pPr>
         <w:pStyle w:val="Endure-ChapterBodyText"/>
+        <w:spacing w:before="100" w:after="100"/>
       </w:pPr>
       <w:r>
+        <w:rPr>
+          <w:sz w:val="20"/>
+        </w:rPr>
         <w:t>NemoClaw intercepta todas las solicitudes antes de que lleguen al gateway OpenClaw. Actúa como un firewall de aplicación: puede aprobar, rechazar o modificar cada solicitud basándose en las políticas configuradas.</w:t>
       </w:r>
     </w:p>
@@ -627,16 +682,24 @@
         <w:pStyle w:val="Endure-Subhead"/>
         <w:keepNext/>
         <w:spacing w:before="240" w:after="60"/>
+        <w:outlineLvl w:val="1"/>
       </w:pPr>
       <w:r>
+        <w:rPr>
+          <w:sz w:val="24"/>
+        </w:rPr>
         <w:t>13B.2 Instalación</w:t>
       </w:r>
     </w:p>
     <w:p>
       <w:pPr>
         <w:pStyle w:val="Endure-FirstParagraphBodyText"/>
+        <w:spacing w:before="100" w:after="100"/>
       </w:pPr>
       <w:r>
+        <w:rPr>
+          <w:sz w:val="20"/>
+        </w:rPr>
         <w:t>JetPack 7.2 incluye todas las dependencias necesarias. La instalación se reduce a un solo comando:</w:t>
       </w:r>
     </w:p>
@@ -653,7 +716,7 @@
         <w:tc>
           <w:tcPr>
             <w:tcW w:type="dxa" w:w="8152"/>
-            <w:shd w:val="clear" w:color="auto" w:fill="F2F2F2"/>
+            <w:shd w:val="clear" w:color="auto" w:fill="EAEAEA"/>
             <w:tcBorders>
               <w:left w:val="thick" w:sz="24" w:color="1A5A6A"/>
             </w:tcBorders>
@@ -735,7 +798,7 @@
         <w:tc>
           <w:tcPr>
             <w:tcW w:type="dxa" w:w="8152"/>
-            <w:shd w:val="clear" w:color="auto" w:fill="F2F2F2"/>
+            <w:shd w:val="clear" w:color="auto" w:fill="EAEAEA"/>
             <w:tcBorders>
               <w:left w:val="thick" w:sz="24" w:color="1A5A6A"/>
             </w:tcBorders>
@@ -773,6 +836,7 @@
             <w:r>
               <w:rPr>
                 <w:rFonts w:ascii="Courier New" w:hAnsi="Courier New"/>
+                <w:i/>
                 <w:color w:val="555555"/>
                 <w:sz w:val="16"/>
               </w:rPr>
@@ -789,6 +853,7 @@
             <w:r>
               <w:rPr>
                 <w:rFonts w:ascii="Courier New" w:hAnsi="Courier New"/>
+                <w:i/>
                 <w:color w:val="555555"/>
                 <w:sz w:val="16"/>
               </w:rPr>
@@ -805,6 +870,7 @@
             <w:r>
               <w:rPr>
                 <w:rFonts w:ascii="Courier New" w:hAnsi="Courier New"/>
+                <w:i/>
                 <w:color w:val="555555"/>
                 <w:sz w:val="16"/>
               </w:rPr>
@@ -821,6 +887,7 @@
             <w:r>
               <w:rPr>
                 <w:rFonts w:ascii="Courier New" w:hAnsi="Courier New"/>
+                <w:i/>
                 <w:color w:val="555555"/>
                 <w:sz w:val="16"/>
               </w:rPr>
@@ -848,7 +915,7 @@
         <w:tc>
           <w:tcPr>
             <w:tcW w:type="dxa" w:w="8152"/>
-            <w:shd w:val="clear" w:color="auto" w:fill="F2F2F2"/>
+            <w:shd w:val="clear" w:color="auto" w:fill="EAEAEA"/>
             <w:tcBorders>
               <w:left w:val="thick" w:sz="24" w:color="1A5A6A"/>
             </w:tcBorders>
@@ -886,6 +953,7 @@
             <w:r>
               <w:rPr>
                 <w:rFonts w:ascii="Courier New" w:hAnsi="Courier New"/>
+                <w:i/>
                 <w:color w:val="555555"/>
                 <w:sz w:val="16"/>
               </w:rPr>
@@ -963,7 +1031,7 @@
             <w:r>
               <w:rPr>
                 <w:rFonts w:ascii="Courier New" w:hAnsi="Courier New"/>
-                <w:sz w:val="17"/>
+                <w:sz w:val="16"/>
               </w:rPr>
               <w:t>github.com/jetsonhacks/NemoClaw-Orin</w:t>
             </w:r>
@@ -973,7 +1041,7 @@
             <w:r>
               <w:rPr>
                 <w:rFonts w:ascii="Courier New" w:hAnsi="Courier New"/>
-                <w:sz w:val="17"/>
+                <w:sz w:val="16"/>
               </w:rPr>
               <w:t>curl -fsSL nvidia.com/nemoclaw.sh | bash</w:t>
             </w:r>
@@ -1035,7 +1103,7 @@
             <w:r>
               <w:rPr>
                 <w:rFonts w:ascii="Courier New" w:hAnsi="Courier New"/>
-                <w:sz w:val="17"/>
+                <w:sz w:val="16"/>
               </w:rPr>
               <w:t>nemoclaw start</w:t>
             </w:r>
@@ -1056,8 +1124,12 @@
         <w:pStyle w:val="Endure-Subhead"/>
         <w:keepNext/>
         <w:spacing w:before="240" w:after="60"/>
+        <w:outlineLvl w:val="1"/>
       </w:pPr>
       <w:r>
+        <w:rPr>
+          <w:sz w:val="24"/>
+        </w:rPr>
         <w:t>13B.3 Gestión del Proxy</w:t>
       </w:r>
     </w:p>
@@ -1074,7 +1146,7 @@
         <w:tc>
           <w:tcPr>
             <w:tcW w:type="dxa" w:w="8152"/>
-            <w:shd w:val="clear" w:color="auto" w:fill="F2F2F2"/>
+            <w:shd w:val="clear" w:color="auto" w:fill="EAEAEA"/>
             <w:tcBorders>
               <w:left w:val="thick" w:sz="24" w:color="1A5A6A"/>
             </w:tcBorders>
@@ -1112,6 +1184,7 @@
             <w:r>
               <w:rPr>
                 <w:rFonts w:ascii="Courier New" w:hAnsi="Courier New"/>
+                <w:i/>
                 <w:color w:val="555555"/>
                 <w:sz w:val="16"/>
               </w:rPr>
@@ -1139,7 +1212,7 @@
         <w:tc>
           <w:tcPr>
             <w:tcW w:type="dxa" w:w="8152"/>
-            <w:shd w:val="clear" w:color="auto" w:fill="F2F2F2"/>
+            <w:shd w:val="clear" w:color="auto" w:fill="EAEAEA"/>
             <w:tcBorders>
               <w:left w:val="thick" w:sz="24" w:color="1A5A6A"/>
             </w:tcBorders>
@@ -1177,6 +1250,7 @@
             <w:r>
               <w:rPr>
                 <w:rFonts w:ascii="Courier New" w:hAnsi="Courier New"/>
+                <w:i/>
                 <w:color w:val="555555"/>
                 <w:sz w:val="16"/>
               </w:rPr>
@@ -1193,6 +1267,7 @@
             <w:r>
               <w:rPr>
                 <w:rFonts w:ascii="Courier New" w:hAnsi="Courier New"/>
+                <w:i/>
                 <w:color w:val="555555"/>
                 <w:sz w:val="16"/>
               </w:rPr>
@@ -1209,6 +1284,7 @@
             <w:r>
               <w:rPr>
                 <w:rFonts w:ascii="Courier New" w:hAnsi="Courier New"/>
+                <w:i/>
                 <w:color w:val="555555"/>
                 <w:sz w:val="16"/>
               </w:rPr>
@@ -1225,6 +1301,7 @@
             <w:r>
               <w:rPr>
                 <w:rFonts w:ascii="Courier New" w:hAnsi="Courier New"/>
+                <w:i/>
                 <w:color w:val="555555"/>
                 <w:sz w:val="16"/>
               </w:rPr>
@@ -1252,7 +1329,7 @@
         <w:tc>
           <w:tcPr>
             <w:tcW w:type="dxa" w:w="8152"/>
-            <w:shd w:val="clear" w:color="auto" w:fill="F2F2F2"/>
+            <w:shd w:val="clear" w:color="auto" w:fill="EAEAEA"/>
             <w:tcBorders>
               <w:left w:val="thick" w:sz="24" w:color="1A5A6A"/>
             </w:tcBorders>
@@ -1290,6 +1367,7 @@
             <w:r>
               <w:rPr>
                 <w:rFonts w:ascii="Courier New" w:hAnsi="Courier New"/>
+                <w:i/>
                 <w:color w:val="555555"/>
                 <w:sz w:val="16"/>
               </w:rPr>
@@ -1338,6 +1416,7 @@
             <w:r>
               <w:rPr>
                 <w:rFonts w:ascii="Courier New" w:hAnsi="Courier New"/>
+                <w:i/>
                 <w:color w:val="555555"/>
                 <w:sz w:val="16"/>
               </w:rPr>
@@ -1386,6 +1465,7 @@
             <w:r>
               <w:rPr>
                 <w:rFonts w:ascii="Courier New" w:hAnsi="Courier New"/>
+                <w:i/>
                 <w:color w:val="555555"/>
                 <w:sz w:val="16"/>
               </w:rPr>
@@ -1453,35 +1533,49 @@
         <w:pStyle w:val="Endure-Subhead"/>
         <w:keepNext/>
         <w:spacing w:before="240" w:after="60"/>
+        <w:outlineLvl w:val="1"/>
       </w:pPr>
       <w:r>
+        <w:rPr>
+          <w:sz w:val="24"/>
+        </w:rPr>
         <w:t>13B.4 Configuración de Inferencia Local (Modo Offline)</w:t>
       </w:r>
     </w:p>
     <w:p>
       <w:pPr>
         <w:pStyle w:val="Endure-FirstParagraphBodyText"/>
+        <w:spacing w:before="100" w:after="100"/>
       </w:pPr>
       <w:r>
+        <w:rPr>
+          <w:sz w:val="20"/>
+        </w:rPr>
         <w:t xml:space="preserve">Para un despliegue completamente offline y privado, apunte NemoClaw al servidor local activo. El flujo correcto es: </w:t>
       </w:r>
       <w:r>
         <w:rPr>
           <w:b/>
+          <w:sz w:val="20"/>
         </w:rPr>
         <w:t>primero iniciar el motor de inferencia</w:t>
       </w:r>
       <w:r>
+        <w:rPr>
+          <w:sz w:val="20"/>
+        </w:rPr>
         <w:t>, luego NemoClaw.</w:t>
       </w:r>
     </w:p>
     <w:p>
       <w:pPr>
         <w:pStyle w:val="Endure-ChapterBodyText"/>
+        <w:spacing w:before="100" w:after="100"/>
       </w:pPr>
       <w:r>
         <w:rPr>
           <w:b/>
+          <w:sz w:val="20"/>
         </w:rPr>
         <w:t>Ejemplo concreto — configuracion con vLLM + Gemma 4 E2B:</w:t>
       </w:r>
@@ -1499,7 +1593,7 @@
         <w:tc>
           <w:tcPr>
             <w:tcW w:type="dxa" w:w="8152"/>
-            <w:shd w:val="clear" w:color="auto" w:fill="F2F2F2"/>
+            <w:shd w:val="clear" w:color="auto" w:fill="EAEAEA"/>
             <w:tcBorders>
               <w:left w:val="thick" w:sz="24" w:color="1A5A6A"/>
             </w:tcBorders>
@@ -1537,6 +1631,7 @@
             <w:r>
               <w:rPr>
                 <w:rFonts w:ascii="Courier New" w:hAnsi="Courier New"/>
+                <w:i/>
                 <w:color w:val="555555"/>
                 <w:sz w:val="16"/>
               </w:rPr>
@@ -1646,7 +1741,7 @@
         <w:tc>
           <w:tcPr>
             <w:tcW w:type="dxa" w:w="8152"/>
-            <w:shd w:val="clear" w:color="auto" w:fill="F2F2F2"/>
+            <w:shd w:val="clear" w:color="auto" w:fill="EAEAEA"/>
             <w:tcBorders>
               <w:left w:val="thick" w:sz="24" w:color="1A5A6A"/>
             </w:tcBorders>
@@ -1684,6 +1779,7 @@
             <w:r>
               <w:rPr>
                 <w:rFonts w:ascii="Courier New" w:hAnsi="Courier New"/>
+                <w:i/>
                 <w:color w:val="555555"/>
                 <w:sz w:val="16"/>
               </w:rPr>
@@ -1700,6 +1796,7 @@
             <w:r>
               <w:rPr>
                 <w:rFonts w:ascii="Courier New" w:hAnsi="Courier New"/>
+                <w:i/>
                 <w:color w:val="555555"/>
                 <w:sz w:val="16"/>
               </w:rPr>
@@ -1716,6 +1813,7 @@
             <w:r>
               <w:rPr>
                 <w:rFonts w:ascii="Courier New" w:hAnsi="Courier New"/>
+                <w:i/>
                 <w:color w:val="555555"/>
                 <w:sz w:val="16"/>
               </w:rPr>
@@ -1732,6 +1830,7 @@
             <w:r>
               <w:rPr>
                 <w:rFonts w:ascii="Courier New" w:hAnsi="Courier New"/>
+                <w:i/>
                 <w:color w:val="555555"/>
                 <w:sz w:val="16"/>
               </w:rPr>
@@ -1780,6 +1879,7 @@
             <w:r>
               <w:rPr>
                 <w:rFonts w:ascii="Courier New" w:hAnsi="Courier New"/>
+                <w:i/>
                 <w:color w:val="555555"/>
                 <w:sz w:val="16"/>
               </w:rPr>
@@ -1796,6 +1896,7 @@
             <w:r>
               <w:rPr>
                 <w:rFonts w:ascii="Courier New" w:hAnsi="Courier New"/>
+                <w:i/>
                 <w:color w:val="555555"/>
                 <w:sz w:val="16"/>
               </w:rPr>
@@ -1844,6 +1945,7 @@
             <w:r>
               <w:rPr>
                 <w:rFonts w:ascii="Courier New" w:hAnsi="Courier New"/>
+                <w:i/>
                 <w:color w:val="555555"/>
                 <w:sz w:val="16"/>
               </w:rPr>
@@ -1871,7 +1973,7 @@
         <w:tc>
           <w:tcPr>
             <w:tcW w:type="dxa" w:w="8152"/>
-            <w:shd w:val="clear" w:color="auto" w:fill="F2F2F2"/>
+            <w:shd w:val="clear" w:color="auto" w:fill="EAEAEA"/>
             <w:tcBorders>
               <w:left w:val="thick" w:sz="24" w:color="1A5A6A"/>
             </w:tcBorders>
@@ -1909,6 +2011,7 @@
             <w:r>
               <w:rPr>
                 <w:rFonts w:ascii="Courier New" w:hAnsi="Courier New"/>
+                <w:i/>
                 <w:color w:val="555555"/>
                 <w:sz w:val="16"/>
               </w:rPr>
@@ -1925,6 +2028,7 @@
             <w:r>
               <w:rPr>
                 <w:rFonts w:ascii="Courier New" w:hAnsi="Courier New"/>
+                <w:i/>
                 <w:color w:val="555555"/>
                 <w:sz w:val="16"/>
               </w:rPr>
@@ -1941,6 +2045,7 @@
             <w:r>
               <w:rPr>
                 <w:rFonts w:ascii="Courier New" w:hAnsi="Courier New"/>
+                <w:i/>
                 <w:color w:val="555555"/>
                 <w:sz w:val="16"/>
               </w:rPr>
@@ -1957,6 +2062,7 @@
             <w:r>
               <w:rPr>
                 <w:rFonts w:ascii="Courier New" w:hAnsi="Courier New"/>
+                <w:i/>
                 <w:color w:val="555555"/>
                 <w:sz w:val="16"/>
               </w:rPr>
@@ -1973,6 +2079,7 @@
             <w:r>
               <w:rPr>
                 <w:rFonts w:ascii="Courier New" w:hAnsi="Courier New"/>
+                <w:i/>
                 <w:color w:val="555555"/>
                 <w:sz w:val="16"/>
               </w:rPr>
@@ -2000,7 +2107,7 @@
         <w:tc>
           <w:tcPr>
             <w:tcW w:type="dxa" w:w="8152"/>
-            <w:shd w:val="clear" w:color="auto" w:fill="F2F2F2"/>
+            <w:shd w:val="clear" w:color="auto" w:fill="EAEAEA"/>
             <w:tcBorders>
               <w:left w:val="thick" w:sz="24" w:color="1A5A6A"/>
             </w:tcBorders>
@@ -2072,10 +2179,12 @@
     <w:p>
       <w:pPr>
         <w:pStyle w:val="Endure-ChapterBodyText"/>
+        <w:spacing w:before="100" w:after="100"/>
       </w:pPr>
       <w:r>
         <w:rPr>
           <w:b/>
+          <w:sz w:val="20"/>
         </w:rPr>
         <w:t>Otras configuraciones de backend:</w:t>
       </w:r>
@@ -2093,7 +2202,7 @@
         <w:tc>
           <w:tcPr>
             <w:tcW w:type="dxa" w:w="8152"/>
-            <w:shd w:val="clear" w:color="auto" w:fill="F2F2F2"/>
+            <w:shd w:val="clear" w:color="auto" w:fill="EAEAEA"/>
             <w:tcBorders>
               <w:left w:val="thick" w:sz="24" w:color="1A5A6A"/>
             </w:tcBorders>
@@ -2131,6 +2240,7 @@
             <w:r>
               <w:rPr>
                 <w:rFonts w:ascii="Courier New" w:hAnsi="Courier New"/>
+                <w:i/>
                 <w:color w:val="555555"/>
                 <w:sz w:val="16"/>
               </w:rPr>
@@ -2147,6 +2257,7 @@
             <w:r>
               <w:rPr>
                 <w:rFonts w:ascii="Courier New" w:hAnsi="Courier New"/>
+                <w:i/>
                 <w:color w:val="555555"/>
                 <w:sz w:val="16"/>
               </w:rPr>
@@ -2163,6 +2274,7 @@
             <w:r>
               <w:rPr>
                 <w:rFonts w:ascii="Courier New" w:hAnsi="Courier New"/>
+                <w:i/>
                 <w:color w:val="555555"/>
                 <w:sz w:val="16"/>
               </w:rPr>
@@ -2179,6 +2291,7 @@
             <w:r>
               <w:rPr>
                 <w:rFonts w:ascii="Courier New" w:hAnsi="Courier New"/>
+                <w:i/>
                 <w:color w:val="555555"/>
                 <w:sz w:val="16"/>
               </w:rPr>
@@ -2195,6 +2308,7 @@
             <w:r>
               <w:rPr>
                 <w:rFonts w:ascii="Courier New" w:hAnsi="Courier New"/>
+                <w:i/>
                 <w:color w:val="555555"/>
                 <w:sz w:val="16"/>
               </w:rPr>
@@ -2211,6 +2325,7 @@
             <w:r>
               <w:rPr>
                 <w:rFonts w:ascii="Courier New" w:hAnsi="Courier New"/>
+                <w:i/>
                 <w:color w:val="555555"/>
                 <w:sz w:val="16"/>
               </w:rPr>
@@ -2259,6 +2374,7 @@
             <w:r>
               <w:rPr>
                 <w:rFonts w:ascii="Courier New" w:hAnsi="Courier New"/>
+                <w:i/>
                 <w:color w:val="555555"/>
                 <w:sz w:val="16"/>
               </w:rPr>
@@ -2275,6 +2391,7 @@
             <w:r>
               <w:rPr>
                 <w:rFonts w:ascii="Courier New" w:hAnsi="Courier New"/>
+                <w:i/>
                 <w:color w:val="555555"/>
                 <w:sz w:val="16"/>
               </w:rPr>
@@ -2291,6 +2408,7 @@
             <w:r>
               <w:rPr>
                 <w:rFonts w:ascii="Courier New" w:hAnsi="Courier New"/>
+                <w:i/>
                 <w:color w:val="555555"/>
                 <w:sz w:val="16"/>
               </w:rPr>
@@ -2307,6 +2425,7 @@
             <w:r>
               <w:rPr>
                 <w:rFonts w:ascii="Courier New" w:hAnsi="Courier New"/>
+                <w:i/>
                 <w:color w:val="555555"/>
                 <w:sz w:val="16"/>
               </w:rPr>
@@ -2323,6 +2442,7 @@
             <w:r>
               <w:rPr>
                 <w:rFonts w:ascii="Courier New" w:hAnsi="Courier New"/>
+                <w:i/>
                 <w:color w:val="555555"/>
                 <w:sz w:val="16"/>
               </w:rPr>
@@ -2339,6 +2459,7 @@
             <w:r>
               <w:rPr>
                 <w:rFonts w:ascii="Courier New" w:hAnsi="Courier New"/>
+                <w:i/>
                 <w:color w:val="555555"/>
                 <w:sz w:val="16"/>
               </w:rPr>
@@ -2387,6 +2508,7 @@
             <w:r>
               <w:rPr>
                 <w:rFonts w:ascii="Courier New" w:hAnsi="Courier New"/>
+                <w:i/>
                 <w:color w:val="555555"/>
                 <w:sz w:val="16"/>
               </w:rPr>
@@ -2414,7 +2536,7 @@
         <w:tc>
           <w:tcPr>
             <w:tcW w:type="dxa" w:w="8152"/>
-            <w:shd w:val="clear" w:color="auto" w:fill="F2F2F2"/>
+            <w:shd w:val="clear" w:color="auto" w:fill="EAEAEA"/>
             <w:tcBorders>
               <w:left w:val="thick" w:sz="24" w:color="1A5A6A"/>
             </w:tcBorders>
@@ -2452,6 +2574,7 @@
             <w:r>
               <w:rPr>
                 <w:rFonts w:ascii="Courier New" w:hAnsi="Courier New"/>
+                <w:i/>
                 <w:color w:val="555555"/>
                 <w:sz w:val="16"/>
               </w:rPr>
@@ -2468,6 +2591,7 @@
             <w:r>
               <w:rPr>
                 <w:rFonts w:ascii="Courier New" w:hAnsi="Courier New"/>
+                <w:i/>
                 <w:color w:val="555555"/>
                 <w:sz w:val="16"/>
               </w:rPr>
@@ -2484,6 +2608,7 @@
             <w:r>
               <w:rPr>
                 <w:rFonts w:ascii="Courier New" w:hAnsi="Courier New"/>
+                <w:i/>
                 <w:color w:val="555555"/>
                 <w:sz w:val="16"/>
               </w:rPr>
@@ -2500,6 +2625,7 @@
             <w:r>
               <w:rPr>
                 <w:rFonts w:ascii="Courier New" w:hAnsi="Courier New"/>
+                <w:i/>
                 <w:color w:val="555555"/>
                 <w:sz w:val="16"/>
               </w:rPr>
@@ -2516,6 +2642,7 @@
             <w:r>
               <w:rPr>
                 <w:rFonts w:ascii="Courier New" w:hAnsi="Courier New"/>
+                <w:i/>
                 <w:color w:val="555555"/>
                 <w:sz w:val="16"/>
               </w:rPr>
@@ -2532,6 +2659,7 @@
             <w:r>
               <w:rPr>
                 <w:rFonts w:ascii="Courier New" w:hAnsi="Courier New"/>
+                <w:i/>
                 <w:color w:val="555555"/>
                 <w:sz w:val="16"/>
               </w:rPr>
@@ -2548,6 +2676,7 @@
             <w:r>
               <w:rPr>
                 <w:rFonts w:ascii="Courier New" w:hAnsi="Courier New"/>
+                <w:i/>
                 <w:color w:val="555555"/>
                 <w:sz w:val="16"/>
               </w:rPr>
@@ -2567,8 +2696,12 @@
         <w:pStyle w:val="Endure-Subhead"/>
         <w:keepNext/>
         <w:spacing w:before="240" w:after="60"/>
+        <w:outlineLvl w:val="1"/>
       </w:pPr>
       <w:r>
+        <w:rPr>
+          <w:sz w:val="24"/>
+        </w:rPr>
         <w:t>13B.5 Configuración de Políticas de Seguridad</w:t>
       </w:r>
     </w:p>
@@ -2577,10 +2710,11 @@
         <w:pStyle w:val="Endure-Subhead"/>
         <w:keepNext/>
         <w:spacing w:before="160" w:after="60"/>
+        <w:outlineLvl w:val="2"/>
       </w:pPr>
       <w:r>
         <w:rPr>
-          <w:sz w:val="18"/>
+          <w:sz w:val="22"/>
         </w:rPr>
         <w:t>13B.5.1 Políticas L7 REST — Bloquear Rutas de API</w:t>
       </w:r>
@@ -2588,8 +2722,12 @@
     <w:p>
       <w:pPr>
         <w:pStyle w:val="Endure-FirstParagraphBodyText"/>
+        <w:spacing w:before="100" w:after="100"/>
       </w:pPr>
       <w:r>
+        <w:rPr>
+          <w:sz w:val="20"/>
+        </w:rPr>
         <w:t>NemoClaw puede bloquear que el agente llame a rutas específicas de la API del sistema:</w:t>
       </w:r>
     </w:p>
@@ -2606,7 +2744,7 @@
         <w:tc>
           <w:tcPr>
             <w:tcW w:type="dxa" w:w="8152"/>
-            <w:shd w:val="clear" w:color="auto" w:fill="F2F2F2"/>
+            <w:shd w:val="clear" w:color="auto" w:fill="EAEAEA"/>
             <w:tcBorders>
               <w:left w:val="thick" w:sz="24" w:color="1A5A6A"/>
             </w:tcBorders>
@@ -2644,6 +2782,7 @@
             <w:r>
               <w:rPr>
                 <w:rFonts w:ascii="Courier New" w:hAnsi="Courier New"/>
+                <w:i/>
                 <w:color w:val="555555"/>
                 <w:sz w:val="16"/>
               </w:rPr>
@@ -2692,6 +2831,7 @@
             <w:r>
               <w:rPr>
                 <w:rFonts w:ascii="Courier New" w:hAnsi="Courier New"/>
+                <w:i/>
                 <w:color w:val="555555"/>
                 <w:sz w:val="16"/>
               </w:rPr>
@@ -2708,6 +2848,7 @@
             <w:r>
               <w:rPr>
                 <w:rFonts w:ascii="Courier New" w:hAnsi="Courier New"/>
+                <w:i/>
                 <w:color w:val="555555"/>
                 <w:sz w:val="16"/>
               </w:rPr>
@@ -2724,6 +2865,7 @@
             <w:r>
               <w:rPr>
                 <w:rFonts w:ascii="Courier New" w:hAnsi="Courier New"/>
+                <w:i/>
                 <w:color w:val="555555"/>
                 <w:sz w:val="16"/>
               </w:rPr>
@@ -2740,6 +2882,7 @@
             <w:r>
               <w:rPr>
                 <w:rFonts w:ascii="Courier New" w:hAnsi="Courier New"/>
+                <w:i/>
                 <w:color w:val="555555"/>
                 <w:sz w:val="16"/>
               </w:rPr>
@@ -2756,6 +2899,7 @@
             <w:r>
               <w:rPr>
                 <w:rFonts w:ascii="Courier New" w:hAnsi="Courier New"/>
+                <w:i/>
                 <w:color w:val="555555"/>
                 <w:sz w:val="16"/>
               </w:rPr>
@@ -2804,6 +2948,7 @@
             <w:r>
               <w:rPr>
                 <w:rFonts w:ascii="Courier New" w:hAnsi="Courier New"/>
+                <w:i/>
                 <w:color w:val="555555"/>
                 <w:sz w:val="16"/>
               </w:rPr>
@@ -2820,6 +2965,7 @@
             <w:r>
               <w:rPr>
                 <w:rFonts w:ascii="Courier New" w:hAnsi="Courier New"/>
+                <w:i/>
                 <w:color w:val="555555"/>
                 <w:sz w:val="16"/>
               </w:rPr>
@@ -2836,6 +2982,7 @@
             <w:r>
               <w:rPr>
                 <w:rFonts w:ascii="Courier New" w:hAnsi="Courier New"/>
+                <w:i/>
                 <w:color w:val="555555"/>
                 <w:sz w:val="16"/>
               </w:rPr>
@@ -2852,6 +2999,7 @@
             <w:r>
               <w:rPr>
                 <w:rFonts w:ascii="Courier New" w:hAnsi="Courier New"/>
+                <w:i/>
                 <w:color w:val="555555"/>
                 <w:sz w:val="16"/>
               </w:rPr>
@@ -2900,6 +3048,7 @@
             <w:r>
               <w:rPr>
                 <w:rFonts w:ascii="Courier New" w:hAnsi="Courier New"/>
+                <w:i/>
                 <w:color w:val="555555"/>
                 <w:sz w:val="16"/>
               </w:rPr>
@@ -2916,6 +3065,7 @@
             <w:r>
               <w:rPr>
                 <w:rFonts w:ascii="Courier New" w:hAnsi="Courier New"/>
+                <w:i/>
                 <w:color w:val="555555"/>
                 <w:sz w:val="16"/>
               </w:rPr>
@@ -2932,6 +3082,7 @@
             <w:r>
               <w:rPr>
                 <w:rFonts w:ascii="Courier New" w:hAnsi="Courier New"/>
+                <w:i/>
                 <w:color w:val="555555"/>
                 <w:sz w:val="16"/>
               </w:rPr>
@@ -2948,6 +3099,7 @@
             <w:r>
               <w:rPr>
                 <w:rFonts w:ascii="Courier New" w:hAnsi="Courier New"/>
+                <w:i/>
                 <w:color w:val="555555"/>
                 <w:sz w:val="16"/>
               </w:rPr>
@@ -2996,6 +3148,7 @@
             <w:r>
               <w:rPr>
                 <w:rFonts w:ascii="Courier New" w:hAnsi="Courier New"/>
+                <w:i/>
                 <w:color w:val="555555"/>
                 <w:sz w:val="16"/>
               </w:rPr>
@@ -3015,10 +3168,11 @@
         <w:pStyle w:val="Endure-Subhead"/>
         <w:keepNext/>
         <w:spacing w:before="160" w:after="60"/>
+        <w:outlineLvl w:val="2"/>
       </w:pPr>
       <w:r>
         <w:rPr>
-          <w:sz w:val="18"/>
+          <w:sz w:val="22"/>
         </w:rPr>
         <w:t>13B.5.2 Control de Red</w:t>
       </w:r>
@@ -3036,7 +3190,7 @@
         <w:tc>
           <w:tcPr>
             <w:tcW w:type="dxa" w:w="8152"/>
-            <w:shd w:val="clear" w:color="auto" w:fill="F2F2F2"/>
+            <w:shd w:val="clear" w:color="auto" w:fill="EAEAEA"/>
             <w:tcBorders>
               <w:left w:val="thick" w:sz="24" w:color="1A5A6A"/>
             </w:tcBorders>
@@ -3074,6 +3228,7 @@
             <w:r>
               <w:rPr>
                 <w:rFonts w:ascii="Courier New" w:hAnsi="Courier New"/>
+                <w:i/>
                 <w:color w:val="555555"/>
                 <w:sz w:val="16"/>
               </w:rPr>
@@ -3122,6 +3277,7 @@
             <w:r>
               <w:rPr>
                 <w:rFonts w:ascii="Courier New" w:hAnsi="Courier New"/>
+                <w:i/>
                 <w:color w:val="555555"/>
                 <w:sz w:val="16"/>
               </w:rPr>
@@ -3138,6 +3294,7 @@
             <w:r>
               <w:rPr>
                 <w:rFonts w:ascii="Courier New" w:hAnsi="Courier New"/>
+                <w:i/>
                 <w:color w:val="555555"/>
                 <w:sz w:val="16"/>
               </w:rPr>
@@ -3186,6 +3343,7 @@
             <w:r>
               <w:rPr>
                 <w:rFonts w:ascii="Courier New" w:hAnsi="Courier New"/>
+                <w:i/>
                 <w:color w:val="555555"/>
                 <w:sz w:val="16"/>
               </w:rPr>
@@ -3234,6 +3392,7 @@
             <w:r>
               <w:rPr>
                 <w:rFonts w:ascii="Courier New" w:hAnsi="Courier New"/>
+                <w:i/>
                 <w:color w:val="555555"/>
                 <w:sz w:val="16"/>
               </w:rPr>
@@ -3294,7 +3453,7 @@
             <w:r>
               <w:rPr>
                 <w:rFonts w:ascii="Courier New" w:hAnsi="Courier New"/>
-                <w:sz w:val="17"/>
+                <w:sz w:val="16"/>
               </w:rPr>
               <w:t>offline</w:t>
             </w:r>
@@ -3304,7 +3463,7 @@
             <w:r>
               <w:rPr>
                 <w:rFonts w:ascii="Courier New" w:hAnsi="Courier New"/>
-                <w:sz w:val="17"/>
+                <w:sz w:val="16"/>
               </w:rPr>
               <w:t>api.telegram.org</w:t>
             </w:r>
@@ -3314,7 +3473,7 @@
             <w:r>
               <w:rPr>
                 <w:rFonts w:ascii="Courier New" w:hAnsi="Courier New"/>
-                <w:sz w:val="17"/>
+                <w:sz w:val="16"/>
               </w:rPr>
               <w:t>offline</w:t>
             </w:r>
@@ -3324,7 +3483,7 @@
             <w:r>
               <w:rPr>
                 <w:rFonts w:ascii="Courier New" w:hAnsi="Courier New"/>
-                <w:sz w:val="17"/>
+                <w:sz w:val="16"/>
               </w:rPr>
               <w:t>api.search.brave.com</w:t>
             </w:r>
@@ -3334,7 +3493,7 @@
             <w:r>
               <w:rPr>
                 <w:rFonts w:ascii="Courier New" w:hAnsi="Courier New"/>
-                <w:sz w:val="17"/>
+                <w:sz w:val="16"/>
               </w:rPr>
               <w:t>allowlist</w:t>
             </w:r>
@@ -3344,7 +3503,7 @@
             <w:r>
               <w:rPr>
                 <w:rFonts w:ascii="Courier New" w:hAnsi="Courier New"/>
-                <w:sz w:val="17"/>
+                <w:sz w:val="16"/>
               </w:rPr>
               <w:t>offline</w:t>
             </w:r>
@@ -3354,7 +3513,7 @@
             <w:r>
               <w:rPr>
                 <w:rFonts w:ascii="Courier New" w:hAnsi="Courier New"/>
-                <w:sz w:val="17"/>
+                <w:sz w:val="16"/>
               </w:rPr>
               <w:t>`</w:t>
             </w:r>
@@ -3364,7 +3523,7 @@
             <w:r>
               <w:rPr>
                 <w:rFonts w:ascii="Courier New" w:hAnsi="Courier New"/>
-                <w:sz w:val="17"/>
+                <w:sz w:val="16"/>
               </w:rPr>
               <w:t>`</w:t>
             </w:r>
@@ -3374,7 +3533,7 @@
             <w:r>
               <w:rPr>
                 <w:rFonts w:ascii="Courier New" w:hAnsi="Courier New"/>
-                <w:sz w:val="17"/>
+                <w:sz w:val="16"/>
               </w:rPr>
               <w:t>offline</w:t>
             </w:r>
@@ -3395,10 +3554,11 @@
         <w:pStyle w:val="Endure-Subhead"/>
         <w:keepNext/>
         <w:spacing w:before="160" w:after="60"/>
+        <w:outlineLvl w:val="2"/>
       </w:pPr>
       <w:r>
         <w:rPr>
-          <w:sz w:val="18"/>
+          <w:sz w:val="22"/>
         </w:rPr>
         <w:t>13B.5.3 Aislamiento del Sistema de Archivos</w:t>
       </w:r>
@@ -3416,7 +3576,7 @@
         <w:tc>
           <w:tcPr>
             <w:tcW w:type="dxa" w:w="8152"/>
-            <w:shd w:val="clear" w:color="auto" w:fill="F2F2F2"/>
+            <w:shd w:val="clear" w:color="auto" w:fill="EAEAEA"/>
             <w:tcBorders>
               <w:left w:val="thick" w:sz="24" w:color="1A5A6A"/>
             </w:tcBorders>
@@ -3454,6 +3614,7 @@
             <w:r>
               <w:rPr>
                 <w:rFonts w:ascii="Courier New" w:hAnsi="Courier New"/>
+                <w:i/>
                 <w:color w:val="555555"/>
                 <w:sz w:val="16"/>
               </w:rPr>
@@ -3470,6 +3631,7 @@
             <w:r>
               <w:rPr>
                 <w:rFonts w:ascii="Courier New" w:hAnsi="Courier New"/>
+                <w:i/>
                 <w:color w:val="555555"/>
                 <w:sz w:val="16"/>
               </w:rPr>
@@ -3566,6 +3728,7 @@
             <w:r>
               <w:rPr>
                 <w:rFonts w:ascii="Courier New" w:hAnsi="Courier New"/>
+                <w:i/>
                 <w:color w:val="555555"/>
                 <w:sz w:val="16"/>
               </w:rPr>
@@ -3585,26 +3748,63 @@
         <w:pStyle w:val="Endure-Subhead"/>
         <w:keepNext/>
         <w:spacing w:before="240" w:after="60"/>
+        <w:outlineLvl w:val="1"/>
       </w:pPr>
       <w:r>
+        <w:rPr>
+          <w:sz w:val="24"/>
+        </w:rPr>
         <w:t>13B.6 Recuperación Post-Reinicio</w:t>
       </w:r>
     </w:p>
     <w:p>
       <w:pPr>
-        <w:pStyle w:val="Endure-FirstParagraphBodyText"/>
+        <w:jc w:val="center"/>
       </w:pPr>
       <w:r>
-        <w:t>NemoClaw no persiste entre reinicios — correcto para la arquitectura clean-start. Tras cada reinicio, la secuencia es siempre: motor de inferencia → OpenClaw → NemoClaw.</w:t>
+        <w:drawing>
+          <wp:inline xmlns:a="http://schemas.openxmlformats.org/drawingml/2006/main" xmlns:pic="http://schemas.openxmlformats.org/drawingml/2006/picture">
+            <wp:extent cx="5029200" cy="683301"/>
+            <wp:docPr id="2" name="Picture 2"/>
+            <wp:cNvGraphicFramePr>
+              <a:graphicFrameLocks noChangeAspect="1"/>
+            </wp:cNvGraphicFramePr>
+            <a:graphic>
+              <a:graphicData uri="http://schemas.openxmlformats.org/drawingml/2006/picture">
+                <pic:pic>
+                  <pic:nvPicPr>
+                    <pic:cNvPr id="0" name="ascii_35016.png"/>
+                    <pic:cNvPicPr/>
+                  </pic:nvPicPr>
+                  <pic:blipFill>
+                    <a:blip r:embed="rId47"/>
+                    <a:stretch>
+                      <a:fillRect/>
+                    </a:stretch>
+                  </pic:blipFill>
+                  <pic:spPr>
+                    <a:xfrm>
+                      <a:off x="0" y="0"/>
+                      <a:ext cx="5029200" cy="683301"/>
+                    </a:xfrm>
+                    <a:prstGeom prst="rect"/>
+                  </pic:spPr>
+                </pic:pic>
+              </a:graphicData>
+            </a:graphic>
+          </wp:inline>
+        </w:drawing>
       </w:r>
     </w:p>
     <w:p>
       <w:pPr>
         <w:pStyle w:val="Endure-ChapterBodyText"/>
+        <w:spacing w:before="100" w:after="100"/>
       </w:pPr>
       <w:r>
         <w:rPr>
           <w:b/>
+          <w:sz w:val="20"/>
         </w:rPr>
         <w:t>Ejemplo concreto — restaurar el stack con vLLM + Gemma 4 E2B:</w:t>
       </w:r>
@@ -3622,7 +3822,7 @@
         <w:tc>
           <w:tcPr>
             <w:tcW w:type="dxa" w:w="8152"/>
-            <w:shd w:val="clear" w:color="auto" w:fill="F2F2F2"/>
+            <w:shd w:val="clear" w:color="auto" w:fill="EAEAEA"/>
             <w:tcBorders>
               <w:left w:val="thick" w:sz="24" w:color="1A5A6A"/>
             </w:tcBorders>
@@ -3660,6 +3860,7 @@
             <w:r>
               <w:rPr>
                 <w:rFonts w:ascii="Courier New" w:hAnsi="Courier New"/>
+                <w:i/>
                 <w:color w:val="555555"/>
                 <w:sz w:val="16"/>
               </w:rPr>
@@ -3704,7 +3905,7 @@
         <w:tc>
           <w:tcPr>
             <w:tcW w:type="dxa" w:w="8152"/>
-            <w:shd w:val="clear" w:color="auto" w:fill="F2F2F2"/>
+            <w:shd w:val="clear" w:color="auto" w:fill="EAEAEA"/>
             <w:tcBorders>
               <w:left w:val="thick" w:sz="24" w:color="1A5A6A"/>
             </w:tcBorders>
@@ -3785,7 +3986,7 @@
         <w:tc>
           <w:tcPr>
             <w:tcW w:type="dxa" w:w="8152"/>
-            <w:shd w:val="clear" w:color="auto" w:fill="F2F2F2"/>
+            <w:shd w:val="clear" w:color="auto" w:fill="EAEAEA"/>
             <w:tcBorders>
               <w:left w:val="thick" w:sz="24" w:color="1A5A6A"/>
             </w:tcBorders>
@@ -3823,6 +4024,7 @@
             <w:r>
               <w:rPr>
                 <w:rFonts w:ascii="Courier New" w:hAnsi="Courier New"/>
+                <w:i/>
                 <w:color w:val="555555"/>
                 <w:sz w:val="16"/>
               </w:rPr>
@@ -3839,6 +4041,7 @@
             <w:r>
               <w:rPr>
                 <w:rFonts w:ascii="Courier New" w:hAnsi="Courier New"/>
+                <w:i/>
                 <w:color w:val="555555"/>
                 <w:sz w:val="16"/>
               </w:rPr>
@@ -3855,6 +4058,7 @@
             <w:r>
               <w:rPr>
                 <w:rFonts w:ascii="Courier New" w:hAnsi="Courier New"/>
+                <w:i/>
                 <w:color w:val="555555"/>
                 <w:sz w:val="16"/>
               </w:rPr>
@@ -3899,7 +4103,7 @@
         <w:tc>
           <w:tcPr>
             <w:tcW w:type="dxa" w:w="8152"/>
-            <w:shd w:val="clear" w:color="auto" w:fill="F2F2F2"/>
+            <w:shd w:val="clear" w:color="auto" w:fill="EAEAEA"/>
             <w:tcBorders>
               <w:left w:val="thick" w:sz="24" w:color="1A5A6A"/>
             </w:tcBorders>
@@ -3937,6 +4141,7 @@
             <w:r>
               <w:rPr>
                 <w:rFonts w:ascii="Courier New" w:hAnsi="Courier New"/>
+                <w:i/>
                 <w:color w:val="555555"/>
                 <w:sz w:val="16"/>
               </w:rPr>
@@ -3953,6 +4158,7 @@
             <w:r>
               <w:rPr>
                 <w:rFonts w:ascii="Courier New" w:hAnsi="Courier New"/>
+                <w:i/>
                 <w:color w:val="555555"/>
                 <w:sz w:val="16"/>
               </w:rPr>
@@ -3969,6 +4175,7 @@
             <w:r>
               <w:rPr>
                 <w:rFonts w:ascii="Courier New" w:hAnsi="Courier New"/>
+                <w:i/>
                 <w:color w:val="555555"/>
                 <w:sz w:val="16"/>
               </w:rPr>
@@ -4047,7 +4254,7 @@
         <w:tc>
           <w:tcPr>
             <w:tcW w:type="dxa" w:w="8152"/>
-            <w:shd w:val="clear" w:color="auto" w:fill="F2F2F2"/>
+            <w:shd w:val="clear" w:color="auto" w:fill="EAEAEA"/>
             <w:tcBorders>
               <w:left w:val="thick" w:sz="24" w:color="1A5A6A"/>
             </w:tcBorders>
@@ -4102,10 +4309,12 @@
     <w:p>
       <w:pPr>
         <w:pStyle w:val="Endure-ChapterBodyText"/>
+        <w:spacing w:before="100" w:after="100"/>
       </w:pPr>
       <w:r>
         <w:rPr>
           <w:b/>
+          <w:sz w:val="20"/>
         </w:rPr>
         <w:t>Script de restauracion rapida (guarda los 5 pasos en un alias):</w:t>
       </w:r>
@@ -4123,7 +4332,7 @@
         <w:tc>
           <w:tcPr>
             <w:tcW w:type="dxa" w:w="8152"/>
-            <w:shd w:val="clear" w:color="auto" w:fill="F2F2F2"/>
+            <w:shd w:val="clear" w:color="auto" w:fill="EAEAEA"/>
             <w:tcBorders>
               <w:left w:val="thick" w:sz="24" w:color="1A5A6A"/>
             </w:tcBorders>
@@ -4211,6 +4420,7 @@
             <w:r>
               <w:rPr>
                 <w:rFonts w:ascii="Courier New" w:hAnsi="Courier New"/>
+                <w:i/>
                 <w:color w:val="555555"/>
                 <w:sz w:val="16"/>
               </w:rPr>
@@ -4242,7 +4452,7 @@
             <w:r>
               <w:rPr>
                 <w:rFonts w:ascii="Courier New" w:hAnsi="Courier New"/>
-                <w:color w:val="555555"/>
+                <w:color w:val="1A1A1A"/>
                 <w:sz w:val="16"/>
               </w:rPr>
               <w:t>MODE=${1:-"vllm-gemma"}</w:t>
@@ -4321,6 +4531,7 @@
             <w:r>
               <w:rPr>
                 <w:rFonts w:ascii="Courier New" w:hAnsi="Courier New"/>
+                <w:i/>
                 <w:color w:val="555555"/>
                 <w:sz w:val="16"/>
               </w:rPr>
@@ -4385,6 +4596,7 @@
             <w:r>
               <w:rPr>
                 <w:rFonts w:ascii="Courier New" w:hAnsi="Courier New"/>
+                <w:i/>
                 <w:color w:val="555555"/>
                 <w:sz w:val="16"/>
               </w:rPr>
@@ -4401,6 +4613,7 @@
             <w:r>
               <w:rPr>
                 <w:rFonts w:ascii="Courier New" w:hAnsi="Courier New"/>
+                <w:i/>
                 <w:color w:val="555555"/>
                 <w:sz w:val="16"/>
               </w:rPr>
@@ -4417,6 +4630,7 @@
             <w:r>
               <w:rPr>
                 <w:rFonts w:ascii="Courier New" w:hAnsi="Courier New"/>
+                <w:i/>
                 <w:color w:val="555555"/>
                 <w:sz w:val="16"/>
               </w:rPr>
@@ -4481,6 +4695,7 @@
             <w:r>
               <w:rPr>
                 <w:rFonts w:ascii="Courier New" w:hAnsi="Courier New"/>
+                <w:i/>
                 <w:color w:val="555555"/>
                 <w:sz w:val="16"/>
               </w:rPr>
@@ -4497,6 +4712,7 @@
             <w:r>
               <w:rPr>
                 <w:rFonts w:ascii="Courier New" w:hAnsi="Courier New"/>
+                <w:i/>
                 <w:color w:val="555555"/>
                 <w:sz w:val="16"/>
               </w:rPr>
@@ -4513,6 +4729,7 @@
             <w:r>
               <w:rPr>
                 <w:rFonts w:ascii="Courier New" w:hAnsi="Courier New"/>
+                <w:i/>
                 <w:color w:val="555555"/>
                 <w:sz w:val="16"/>
               </w:rPr>
@@ -4593,6 +4810,7 @@
             <w:r>
               <w:rPr>
                 <w:rFonts w:ascii="Courier New" w:hAnsi="Courier New"/>
+                <w:i/>
                 <w:color w:val="555555"/>
                 <w:sz w:val="16"/>
               </w:rPr>
@@ -4651,7 +4869,7 @@
         <w:tc>
           <w:tcPr>
             <w:tcW w:type="dxa" w:w="8152"/>
-            <w:shd w:val="clear" w:color="auto" w:fill="F2F2F2"/>
+            <w:shd w:val="clear" w:color="auto" w:fill="EAEAEA"/>
             <w:tcBorders>
               <w:left w:val="thick" w:sz="24" w:color="1A5A6A"/>
             </w:tcBorders>
@@ -4689,6 +4907,7 @@
             <w:r>
               <w:rPr>
                 <w:rFonts w:ascii="Courier New" w:hAnsi="Courier New"/>
+                <w:i/>
                 <w:color w:val="555555"/>
                 <w:sz w:val="16"/>
               </w:rPr>
@@ -4705,6 +4924,7 @@
             <w:r>
               <w:rPr>
                 <w:rFonts w:ascii="Courier New" w:hAnsi="Courier New"/>
+                <w:i/>
                 <w:color w:val="555555"/>
                 <w:sz w:val="16"/>
               </w:rPr>
@@ -4721,6 +4941,7 @@
             <w:r>
               <w:rPr>
                 <w:rFonts w:ascii="Courier New" w:hAnsi="Courier New"/>
+                <w:i/>
                 <w:color w:val="555555"/>
                 <w:sz w:val="16"/>
               </w:rPr>
@@ -4800,6 +5021,7 @@
             <w:r>
               <w:rPr>
                 <w:rFonts w:ascii="Courier New" w:hAnsi="Courier New"/>
+                <w:i/>
                 <w:color w:val="555555"/>
                 <w:sz w:val="16"/>
               </w:rPr>
@@ -4816,6 +5038,7 @@
             <w:r>
               <w:rPr>
                 <w:rFonts w:ascii="Courier New" w:hAnsi="Courier New"/>
+                <w:i/>
                 <w:color w:val="555555"/>
                 <w:sz w:val="16"/>
               </w:rPr>
@@ -4832,6 +5055,7 @@
             <w:r>
               <w:rPr>
                 <w:rFonts w:ascii="Courier New" w:hAnsi="Courier New"/>
+                <w:i/>
                 <w:color w:val="555555"/>
                 <w:sz w:val="16"/>
               </w:rPr>
@@ -4851,8 +5075,12 @@
         <w:pStyle w:val="Endure-Subhead"/>
         <w:keepNext/>
         <w:spacing w:before="240" w:after="60"/>
+        <w:outlineLvl w:val="1"/>
       </w:pPr>
       <w:r>
+        <w:rPr>
+          <w:sz w:val="24"/>
+        </w:rPr>
         <w:t>13B.7 Monitoreo en Tiempo Real</w:t>
       </w:r>
     </w:p>
@@ -4869,7 +5097,7 @@
         <w:tc>
           <w:tcPr>
             <w:tcW w:type="dxa" w:w="8152"/>
-            <w:shd w:val="clear" w:color="auto" w:fill="F2F2F2"/>
+            <w:shd w:val="clear" w:color="auto" w:fill="EAEAEA"/>
             <w:tcBorders>
               <w:left w:val="thick" w:sz="24" w:color="1A5A6A"/>
             </w:tcBorders>
@@ -4907,6 +5135,7 @@
             <w:r>
               <w:rPr>
                 <w:rFonts w:ascii="Courier New" w:hAnsi="Courier New"/>
+                <w:i/>
                 <w:color w:val="555555"/>
                 <w:sz w:val="16"/>
               </w:rPr>
@@ -4955,6 +5184,7 @@
             <w:r>
               <w:rPr>
                 <w:rFonts w:ascii="Courier New" w:hAnsi="Courier New"/>
+                <w:i/>
                 <w:color w:val="555555"/>
                 <w:sz w:val="16"/>
               </w:rPr>
@@ -5003,6 +5233,7 @@
             <w:r>
               <w:rPr>
                 <w:rFonts w:ascii="Courier New" w:hAnsi="Courier New"/>
+                <w:i/>
                 <w:color w:val="555555"/>
                 <w:sz w:val="16"/>
               </w:rPr>
@@ -5051,6 +5282,7 @@
             <w:r>
               <w:rPr>
                 <w:rFonts w:ascii="Courier New" w:hAnsi="Courier New"/>
+                <w:i/>
                 <w:color w:val="555555"/>
                 <w:sz w:val="16"/>
               </w:rPr>
@@ -5118,8 +5350,12 @@
         <w:pStyle w:val="Endure-Subhead"/>
         <w:keepNext/>
         <w:spacing w:before="240" w:after="60"/>
+        <w:outlineLvl w:val="1"/>
       </w:pPr>
       <w:r>
+        <w:rPr>
+          <w:sz w:val="24"/>
+        </w:rPr>
         <w:t>13B.8 Aliases para el Día a Día</w:t>
       </w:r>
     </w:p>
@@ -5136,7 +5372,7 @@
         <w:tc>
           <w:tcPr>
             <w:tcW w:type="dxa" w:w="8152"/>
-            <w:shd w:val="clear" w:color="auto" w:fill="F2F2F2"/>
+            <w:shd w:val="clear" w:color="auto" w:fill="EAEAEA"/>
             <w:tcBorders>
               <w:left w:val="thick" w:sz="24" w:color="1A5A6A"/>
             </w:tcBorders>
@@ -5222,6 +5458,7 @@
             <w:r>
               <w:rPr>
                 <w:rFonts w:ascii="Courier New" w:hAnsi="Courier New"/>
+                <w:i/>
                 <w:color w:val="555555"/>
                 <w:sz w:val="16"/>
               </w:rPr>
@@ -5238,6 +5475,7 @@
             <w:r>
               <w:rPr>
                 <w:rFonts w:ascii="Courier New" w:hAnsi="Courier New"/>
+                <w:i/>
                 <w:color w:val="555555"/>
                 <w:sz w:val="16"/>
               </w:rPr>
@@ -5254,6 +5492,7 @@
             <w:r>
               <w:rPr>
                 <w:rFonts w:ascii="Courier New" w:hAnsi="Courier New"/>
+                <w:i/>
                 <w:color w:val="555555"/>
                 <w:sz w:val="16"/>
               </w:rPr>
@@ -5270,6 +5509,7 @@
             <w:r>
               <w:rPr>
                 <w:rFonts w:ascii="Courier New" w:hAnsi="Courier New"/>
+                <w:i/>
                 <w:color w:val="555555"/>
                 <w:sz w:val="16"/>
               </w:rPr>
@@ -5286,6 +5526,7 @@
             <w:r>
               <w:rPr>
                 <w:rFonts w:ascii="Courier New" w:hAnsi="Courier New"/>
+                <w:i/>
                 <w:color w:val="555555"/>
                 <w:sz w:val="16"/>
               </w:rPr>
@@ -5302,6 +5543,7 @@
             <w:r>
               <w:rPr>
                 <w:rFonts w:ascii="Courier New" w:hAnsi="Courier New"/>
+                <w:i/>
                 <w:color w:val="555555"/>
                 <w:sz w:val="16"/>
               </w:rPr>
@@ -5318,6 +5560,7 @@
             <w:r>
               <w:rPr>
                 <w:rFonts w:ascii="Courier New" w:hAnsi="Courier New"/>
+                <w:i/>
                 <w:color w:val="555555"/>
                 <w:sz w:val="16"/>
               </w:rPr>
@@ -5368,8 +5611,12 @@
         <w:pStyle w:val="Endure-Subhead"/>
         <w:keepNext/>
         <w:spacing w:before="240" w:after="60"/>
+        <w:outlineLvl w:val="1"/>
       </w:pPr>
       <w:r>
+        <w:rPr>
+          <w:sz w:val="24"/>
+        </w:rPr>
         <w:t>13B.9 Solución de Problemas</w:t>
       </w:r>
     </w:p>
@@ -5378,10 +5625,11 @@
         <w:pStyle w:val="Endure-Subhead"/>
         <w:keepNext/>
         <w:spacing w:before="160" w:after="60"/>
+        <w:outlineLvl w:val="2"/>
       </w:pPr>
       <w:r>
         <w:rPr>
-          <w:sz w:val="18"/>
+          <w:sz w:val="22"/>
         </w:rPr>
         <w:t>NemoClaw no arranca después del reinicio</w:t>
       </w:r>
@@ -5399,7 +5647,7 @@
         <w:tc>
           <w:tcPr>
             <w:tcW w:type="dxa" w:w="8152"/>
-            <w:shd w:val="clear" w:color="auto" w:fill="F2F2F2"/>
+            <w:shd w:val="clear" w:color="auto" w:fill="EAEAEA"/>
             <w:tcBorders>
               <w:left w:val="thick" w:sz="24" w:color="1A5A6A"/>
             </w:tcBorders>
@@ -5453,6 +5701,7 @@
             <w:r>
               <w:rPr>
                 <w:rFonts w:ascii="Courier New" w:hAnsi="Courier New"/>
+                <w:i/>
                 <w:color w:val="555555"/>
                 <w:sz w:val="16"/>
               </w:rPr>
@@ -5469,6 +5718,7 @@
             <w:r>
               <w:rPr>
                 <w:rFonts w:ascii="Courier New" w:hAnsi="Courier New"/>
+                <w:i/>
                 <w:color w:val="555555"/>
                 <w:sz w:val="16"/>
               </w:rPr>
@@ -5517,6 +5767,7 @@
             <w:r>
               <w:rPr>
                 <w:rFonts w:ascii="Courier New" w:hAnsi="Courier New"/>
+                <w:i/>
                 <w:color w:val="555555"/>
                 <w:sz w:val="16"/>
               </w:rPr>
@@ -5533,6 +5784,7 @@
             <w:r>
               <w:rPr>
                 <w:rFonts w:ascii="Courier New" w:hAnsi="Courier New"/>
+                <w:i/>
                 <w:color w:val="555555"/>
                 <w:sz w:val="16"/>
               </w:rPr>
@@ -5552,10 +5804,11 @@
         <w:pStyle w:val="Endure-Subhead"/>
         <w:keepNext/>
         <w:spacing w:before="160" w:after="60"/>
+        <w:outlineLvl w:val="2"/>
       </w:pPr>
       <w:r>
         <w:rPr>
-          <w:sz w:val="18"/>
+          <w:sz w:val="22"/>
         </w:rPr>
         <w:t>El proxy arranca pero OpenClaw no conecta</w:t>
       </w:r>
@@ -5573,7 +5826,7 @@
         <w:tc>
           <w:tcPr>
             <w:tcW w:type="dxa" w:w="8152"/>
-            <w:shd w:val="clear" w:color="auto" w:fill="F2F2F2"/>
+            <w:shd w:val="clear" w:color="auto" w:fill="EAEAEA"/>
             <w:tcBorders>
               <w:left w:val="thick" w:sz="24" w:color="1A5A6A"/>
             </w:tcBorders>
@@ -5611,6 +5864,7 @@
             <w:r>
               <w:rPr>
                 <w:rFonts w:ascii="Courier New" w:hAnsi="Courier New"/>
+                <w:i/>
                 <w:color w:val="555555"/>
                 <w:sz w:val="16"/>
               </w:rPr>
@@ -5693,6 +5947,7 @@
             <w:r>
               <w:rPr>
                 <w:rFonts w:ascii="Courier New" w:hAnsi="Courier New"/>
+                <w:i/>
                 <w:color w:val="555555"/>
                 <w:sz w:val="16"/>
               </w:rPr>
@@ -5709,6 +5964,7 @@
             <w:r>
               <w:rPr>
                 <w:rFonts w:ascii="Courier New" w:hAnsi="Courier New"/>
+                <w:i/>
                 <w:color w:val="555555"/>
                 <w:sz w:val="16"/>
               </w:rPr>
@@ -5728,10 +5984,11 @@
         <w:pStyle w:val="Endure-Subhead"/>
         <w:keepNext/>
         <w:spacing w:before="160" w:after="60"/>
+        <w:outlineLvl w:val="2"/>
       </w:pPr>
       <w:r>
         <w:rPr>
-          <w:sz w:val="18"/>
+          <w:sz w:val="22"/>
         </w:rPr>
         <w:t>Las políticas no se aplican</w:t>
       </w:r>
@@ -5749,7 +6006,7 @@
         <w:tc>
           <w:tcPr>
             <w:tcW w:type="dxa" w:w="8152"/>
-            <w:shd w:val="clear" w:color="auto" w:fill="F2F2F2"/>
+            <w:shd w:val="clear" w:color="auto" w:fill="EAEAEA"/>
             <w:tcBorders>
               <w:left w:val="thick" w:sz="24" w:color="1A5A6A"/>
             </w:tcBorders>
@@ -5787,6 +6044,7 @@
             <w:r>
               <w:rPr>
                 <w:rFonts w:ascii="Courier New" w:hAnsi="Courier New"/>
+                <w:i/>
                 <w:color w:val="555555"/>
                 <w:sz w:val="16"/>
               </w:rPr>
@@ -5835,6 +6093,7 @@
             <w:r>
               <w:rPr>
                 <w:rFonts w:ascii="Courier New" w:hAnsi="Courier New"/>
+                <w:i/>
                 <w:color w:val="555555"/>
                 <w:sz w:val="16"/>
               </w:rPr>
@@ -5883,6 +6142,7 @@
             <w:r>
               <w:rPr>
                 <w:rFonts w:ascii="Courier New" w:hAnsi="Courier New"/>
+                <w:i/>
                 <w:color w:val="555555"/>
                 <w:sz w:val="16"/>
               </w:rPr>
@@ -5902,82 +6162,102 @@
         <w:pStyle w:val="Endure-Subhead"/>
         <w:keepNext/>
         <w:spacing w:before="240" w:after="60"/>
+        <w:outlineLvl w:val="1"/>
       </w:pPr>
       <w:r>
-        <w:t>Resumen del Capítulo 13B</w:t>
+        <w:rPr>
+          <w:sz w:val="24"/>
+        </w:rPr>
+        <w:t>Resumen del Capítulo 11B</w:t>
       </w:r>
     </w:p>
     <w:p>
       <w:pPr>
         <w:pStyle w:val="Endure-FirstParagraphBodyText"/>
+        <w:spacing w:before="100" w:after="100"/>
       </w:pPr>
       <w:r>
-        <w:t>NemoClaw añade tres capas de seguridad sobre el bot de Telegram del Capítulo 13A:</w:t>
+        <w:rPr>
+          <w:sz w:val="20"/>
+        </w:rPr>
+        <w:t>NemoClaw añade tres capas de seguridad sobre el bot de Telegram del Capítulo 11A:</w:t>
       </w:r>
     </w:p>
     <w:p>
       <w:pPr>
         <w:pStyle w:val="Endure-ChapterBodyText"/>
-        <w:spacing w:before="20" w:after="20"/>
+        <w:spacing w:before="40" w:after="40"/>
         <w:ind w:left="360" w:hanging="216"/>
       </w:pPr>
       <w:r>
         <w:rPr>
-          <w:sz w:val="18"/>
+          <w:sz w:val="20"/>
         </w:rPr>
         <w:t xml:space="preserve">• </w:t>
       </w:r>
       <w:r>
         <w:rPr>
           <w:b/>
+          <w:sz w:val="20"/>
         </w:rPr>
         <w:t>Políticas L7 REST</w:t>
       </w:r>
       <w:r>
+        <w:rPr>
+          <w:sz w:val="20"/>
+        </w:rPr>
         <w:t xml:space="preserve"> — bloquea rutas de API específicas antes de que lleguen al agente</w:t>
       </w:r>
     </w:p>
     <w:p>
       <w:pPr>
         <w:pStyle w:val="Endure-ChapterBodyText"/>
-        <w:spacing w:before="20" w:after="20"/>
+        <w:spacing w:before="40" w:after="40"/>
         <w:ind w:left="360" w:hanging="216"/>
       </w:pPr>
       <w:r>
         <w:rPr>
-          <w:sz w:val="18"/>
+          <w:sz w:val="20"/>
         </w:rPr>
         <w:t xml:space="preserve">• </w:t>
       </w:r>
       <w:r>
         <w:rPr>
           <w:b/>
+          <w:sz w:val="20"/>
         </w:rPr>
         <w:t>Aislamiento de sistema de archivos</w:t>
       </w:r>
       <w:r>
+        <w:rPr>
+          <w:sz w:val="20"/>
+        </w:rPr>
         <w:t xml:space="preserve"> — el agente solo accede a directorios explícitamente permitidos</w:t>
       </w:r>
     </w:p>
     <w:p>
       <w:pPr>
         <w:pStyle w:val="Endure-ChapterBodyText"/>
-        <w:spacing w:before="20" w:after="20"/>
+        <w:spacing w:before="40" w:after="40"/>
         <w:ind w:left="360" w:hanging="216"/>
       </w:pPr>
       <w:r>
         <w:rPr>
-          <w:sz w:val="18"/>
+          <w:sz w:val="20"/>
         </w:rPr>
         <w:t xml:space="preserve">• </w:t>
       </w:r>
       <w:r>
         <w:rPr>
           <w:b/>
+          <w:sz w:val="20"/>
         </w:rPr>
         <w:t>Control de red</w:t>
       </w:r>
       <w:r>
+        <w:rPr>
+          <w:sz w:val="20"/>
+        </w:rPr>
         <w:t xml:space="preserve"> — modo offline, allowlist, o permisivo para las solicitudes salientes</w:t>
       </w:r>
     </w:p>
@@ -5988,57 +6268,52 @@
     </w:p>
     <w:p>
       <w:pPr>
-        <w:pStyle w:val="Endure-ChapterBodyText"/>
+        <w:jc w:val="center"/>
       </w:pPr>
       <w:r>
-        <w:t xml:space="preserve">El flujo post-reinicio es siempre: </w:t>
-      </w:r>
-      <w:r>
-        <w:rPr>
-          <w:rFonts w:ascii="Courier New" w:hAnsi="Courier New"/>
-          <w:sz w:val="17"/>
-        </w:rPr>
-        <w:t>mode-vllm</w:t>
-      </w:r>
-      <w:r>
-        <w:t xml:space="preserve"> (o el motor elegido) → </w:t>
-      </w:r>
-      <w:r>
-        <w:rPr>
-          <w:rFonts w:ascii="Courier New" w:hAnsi="Courier New"/>
-          <w:sz w:val="17"/>
-        </w:rPr>
-        <w:t>openclaw gateway start</w:t>
-      </w:r>
-      <w:r>
-        <w:t xml:space="preserve"> → </w:t>
-      </w:r>
-      <w:r>
-        <w:rPr>
-          <w:rFonts w:ascii="Courier New" w:hAnsi="Courier New"/>
-          <w:sz w:val="17"/>
-        </w:rPr>
-        <w:t>nemoclaw start</w:t>
-      </w:r>
-      <w:r>
-        <w:t xml:space="preserve">. El script </w:t>
-      </w:r>
-      <w:r>
-        <w:rPr>
-          <w:rFonts w:ascii="Courier New" w:hAnsi="Courier New"/>
-          <w:sz w:val="17"/>
-        </w:rPr>
-        <w:t>~/scripts/start-agent-stack.sh</w:t>
-      </w:r>
-      <w:r>
-        <w:t xml:space="preserve"> automatiza esta secuencia.</w:t>
+        <w:drawing>
+          <wp:inline xmlns:a="http://schemas.openxmlformats.org/drawingml/2006/main" xmlns:pic="http://schemas.openxmlformats.org/drawingml/2006/picture">
+            <wp:extent cx="5029200" cy="629253"/>
+            <wp:docPr id="3" name="Picture 3"/>
+            <wp:cNvGraphicFramePr>
+              <a:graphicFrameLocks noChangeAspect="1"/>
+            </wp:cNvGraphicFramePr>
+            <a:graphic>
+              <a:graphicData uri="http://schemas.openxmlformats.org/drawingml/2006/picture">
+                <pic:pic>
+                  <pic:nvPicPr>
+                    <pic:cNvPr id="0" name="ascii_26014.png"/>
+                    <pic:cNvPicPr/>
+                  </pic:nvPicPr>
+                  <pic:blipFill>
+                    <a:blip r:embed="rId48"/>
+                    <a:stretch>
+                      <a:fillRect/>
+                    </a:stretch>
+                  </pic:blipFill>
+                  <pic:spPr>
+                    <a:xfrm>
+                      <a:off x="0" y="0"/>
+                      <a:ext cx="5029200" cy="629253"/>
+                    </a:xfrm>
+                    <a:prstGeom prst="rect"/>
+                  </pic:spPr>
+                </pic:pic>
+              </a:graphicData>
+            </a:graphic>
+          </wp:inline>
+        </w:drawing>
       </w:r>
     </w:p>
     <w:p>
       <w:pPr>
         <w:pStyle w:val="Endure-ChapterBodyText"/>
+        <w:spacing w:before="100" w:after="100"/>
       </w:pPr>
       <w:r>
+        <w:rPr>
+          <w:sz w:val="20"/>
+        </w:rPr>
         <w:t>El capítulo siguiente (13C) cubre Open WebUI con SSL local — necesario para habilitar el microfono en el navegador y construir el proyecto de aprendizaje de inglés con Nemotron Omni multimodal.</w:t>
       </w:r>
     </w:p>

--- a/book/docx-por-capitulo/capitulo-11b-nemoclaw.docx
+++ b/book/docx-por-capitulo/capitulo-11b-nemoclaw.docx
@@ -26,7 +26,7 @@
       <w:pPr>
         <w:pStyle w:val="Endure-Subhead"/>
         <w:keepNext/>
-        <w:spacing w:before="240" w:after="60"/>
+        <w:spacing w:before="240" w:after="60" w:line="240" w:lineRule="auto"/>
         <w:outlineLvl w:val="1"/>
       </w:pPr>
       <w:r>
@@ -39,7 +39,7 @@
     <w:p>
       <w:pPr>
         <w:pStyle w:val="Endure-FirstParagraphBodyText"/>
-        <w:spacing w:before="100" w:after="100"/>
+        <w:spacing w:before="100" w:after="100" w:line="240" w:lineRule="auto"/>
       </w:pPr>
       <w:r>
         <w:rPr>
@@ -51,7 +51,7 @@
     <w:p>
       <w:pPr>
         <w:pStyle w:val="Endure-ChapterBodyText"/>
-        <w:spacing w:before="100" w:after="100"/>
+        <w:spacing w:before="100" w:after="100" w:line="240" w:lineRule="auto"/>
       </w:pPr>
       <w:r>
         <w:rPr>
@@ -63,7 +63,7 @@
     <w:p>
       <w:pPr>
         <w:pStyle w:val="Endure-ChapterBodyText"/>
-        <w:spacing w:before="100" w:after="100"/>
+        <w:spacing w:before="100" w:after="100" w:line="240" w:lineRule="auto"/>
       </w:pPr>
       <w:r>
         <w:rPr>
@@ -75,7 +75,7 @@
     <w:p>
       <w:pPr>
         <w:pStyle w:val="Endure-ChapterBodyText"/>
-        <w:spacing w:before="100" w:after="100"/>
+        <w:spacing w:before="100" w:after="100" w:line="240" w:lineRule="auto"/>
       </w:pPr>
       <w:r>
         <w:rPr>
@@ -147,7 +147,7 @@
       <w:pPr>
         <w:pStyle w:val="Endure-Subhead"/>
         <w:keepNext/>
-        <w:spacing w:before="240" w:after="60"/>
+        <w:spacing w:before="240" w:after="60" w:line="240" w:lineRule="auto"/>
         <w:outlineLvl w:val="1"/>
       </w:pPr>
       <w:r>
@@ -177,7 +177,7 @@
                     <pic:cNvPicPr/>
                   </pic:nvPicPr>
                   <pic:blipFill>
-                    <a:blip r:embed="rId46"/>
+                    <a:blip r:embed="rId51"/>
                     <a:stretch>
                       <a:fillRect/>
                     </a:stretch>
@@ -199,7 +199,7 @@
     <w:p>
       <w:pPr>
         <w:pStyle w:val="Endure-CopyrightPage"/>
-        <w:spacing w:before="40" w:after="160"/>
+        <w:spacing w:before="40" w:after="160" w:line="240" w:lineRule="auto"/>
         <w:jc w:val="center"/>
       </w:pPr>
       <w:r>
@@ -668,7 +668,7 @@
     <w:p>
       <w:pPr>
         <w:pStyle w:val="Endure-ChapterBodyText"/>
-        <w:spacing w:before="100" w:after="100"/>
+        <w:spacing w:before="100" w:after="100" w:line="240" w:lineRule="auto"/>
       </w:pPr>
       <w:r>
         <w:rPr>
@@ -681,7 +681,7 @@
       <w:pPr>
         <w:pStyle w:val="Endure-Subhead"/>
         <w:keepNext/>
-        <w:spacing w:before="240" w:after="60"/>
+        <w:spacing w:before="240" w:after="60" w:line="240" w:lineRule="auto"/>
         <w:outlineLvl w:val="1"/>
       </w:pPr>
       <w:r>
@@ -694,7 +694,7 @@
     <w:p>
       <w:pPr>
         <w:pStyle w:val="Endure-FirstParagraphBodyText"/>
-        <w:spacing w:before="100" w:after="100"/>
+        <w:spacing w:before="100" w:after="100" w:line="240" w:lineRule="auto"/>
       </w:pPr>
       <w:r>
         <w:rPr>
@@ -1123,7 +1123,7 @@
       <w:pPr>
         <w:pStyle w:val="Endure-Subhead"/>
         <w:keepNext/>
-        <w:spacing w:before="240" w:after="60"/>
+        <w:spacing w:before="240" w:after="60" w:line="240" w:lineRule="auto"/>
         <w:outlineLvl w:val="1"/>
       </w:pPr>
       <w:r>
@@ -1532,7 +1532,7 @@
       <w:pPr>
         <w:pStyle w:val="Endure-Subhead"/>
         <w:keepNext/>
-        <w:spacing w:before="240" w:after="60"/>
+        <w:spacing w:before="240" w:after="60" w:line="240" w:lineRule="auto"/>
         <w:outlineLvl w:val="1"/>
       </w:pPr>
       <w:r>
@@ -1545,7 +1545,7 @@
     <w:p>
       <w:pPr>
         <w:pStyle w:val="Endure-FirstParagraphBodyText"/>
-        <w:spacing w:before="100" w:after="100"/>
+        <w:spacing w:before="100" w:after="100" w:line="240" w:lineRule="auto"/>
       </w:pPr>
       <w:r>
         <w:rPr>
@@ -1570,7 +1570,7 @@
     <w:p>
       <w:pPr>
         <w:pStyle w:val="Endure-ChapterBodyText"/>
-        <w:spacing w:before="100" w:after="100"/>
+        <w:spacing w:before="100" w:after="100" w:line="240" w:lineRule="auto"/>
       </w:pPr>
       <w:r>
         <w:rPr>
@@ -2179,7 +2179,7 @@
     <w:p>
       <w:pPr>
         <w:pStyle w:val="Endure-ChapterBodyText"/>
-        <w:spacing w:before="100" w:after="100"/>
+        <w:spacing w:before="100" w:after="100" w:line="240" w:lineRule="auto"/>
       </w:pPr>
       <w:r>
         <w:rPr>
@@ -2695,7 +2695,7 @@
       <w:pPr>
         <w:pStyle w:val="Endure-Subhead"/>
         <w:keepNext/>
-        <w:spacing w:before="240" w:after="60"/>
+        <w:spacing w:before="240" w:after="60" w:line="240" w:lineRule="auto"/>
         <w:outlineLvl w:val="1"/>
       </w:pPr>
       <w:r>
@@ -2709,7 +2709,7 @@
       <w:pPr>
         <w:pStyle w:val="Endure-Subhead"/>
         <w:keepNext/>
-        <w:spacing w:before="160" w:after="60"/>
+        <w:spacing w:before="160" w:after="60" w:line="240" w:lineRule="auto"/>
         <w:outlineLvl w:val="2"/>
       </w:pPr>
       <w:r>
@@ -2722,7 +2722,7 @@
     <w:p>
       <w:pPr>
         <w:pStyle w:val="Endure-FirstParagraphBodyText"/>
-        <w:spacing w:before="100" w:after="100"/>
+        <w:spacing w:before="100" w:after="100" w:line="240" w:lineRule="auto"/>
       </w:pPr>
       <w:r>
         <w:rPr>
@@ -3167,7 +3167,7 @@
       <w:pPr>
         <w:pStyle w:val="Endure-Subhead"/>
         <w:keepNext/>
-        <w:spacing w:before="160" w:after="60"/>
+        <w:spacing w:before="160" w:after="60" w:line="240" w:lineRule="auto"/>
         <w:outlineLvl w:val="2"/>
       </w:pPr>
       <w:r>
@@ -3553,7 +3553,7 @@
       <w:pPr>
         <w:pStyle w:val="Endure-Subhead"/>
         <w:keepNext/>
-        <w:spacing w:before="160" w:after="60"/>
+        <w:spacing w:before="160" w:after="60" w:line="240" w:lineRule="auto"/>
         <w:outlineLvl w:val="2"/>
       </w:pPr>
       <w:r>
@@ -3747,7 +3747,7 @@
       <w:pPr>
         <w:pStyle w:val="Endure-Subhead"/>
         <w:keepNext/>
-        <w:spacing w:before="240" w:after="60"/>
+        <w:spacing w:before="240" w:after="60" w:line="240" w:lineRule="auto"/>
         <w:outlineLvl w:val="1"/>
       </w:pPr>
       <w:r>
@@ -3773,11 +3773,11 @@
               <a:graphicData uri="http://schemas.openxmlformats.org/drawingml/2006/picture">
                 <pic:pic>
                   <pic:nvPicPr>
-                    <pic:cNvPr id="0" name="ascii_35016.png"/>
+                    <pic:cNvPr id="0" name="ascii_88025.png"/>
                     <pic:cNvPicPr/>
                   </pic:nvPicPr>
                   <pic:blipFill>
-                    <a:blip r:embed="rId47"/>
+                    <a:blip r:embed="rId52"/>
                     <a:stretch>
                       <a:fillRect/>
                     </a:stretch>
@@ -3799,7 +3799,7 @@
     <w:p>
       <w:pPr>
         <w:pStyle w:val="Endure-ChapterBodyText"/>
-        <w:spacing w:before="100" w:after="100"/>
+        <w:spacing w:before="100" w:after="100" w:line="240" w:lineRule="auto"/>
       </w:pPr>
       <w:r>
         <w:rPr>
@@ -4309,7 +4309,7 @@
     <w:p>
       <w:pPr>
         <w:pStyle w:val="Endure-ChapterBodyText"/>
-        <w:spacing w:before="100" w:after="100"/>
+        <w:spacing w:before="100" w:after="100" w:line="240" w:lineRule="auto"/>
       </w:pPr>
       <w:r>
         <w:rPr>
@@ -5074,7 +5074,7 @@
       <w:pPr>
         <w:pStyle w:val="Endure-Subhead"/>
         <w:keepNext/>
-        <w:spacing w:before="240" w:after="60"/>
+        <w:spacing w:before="240" w:after="60" w:line="240" w:lineRule="auto"/>
         <w:outlineLvl w:val="1"/>
       </w:pPr>
       <w:r>
@@ -5349,7 +5349,7 @@
       <w:pPr>
         <w:pStyle w:val="Endure-Subhead"/>
         <w:keepNext/>
-        <w:spacing w:before="240" w:after="60"/>
+        <w:spacing w:before="240" w:after="60" w:line="240" w:lineRule="auto"/>
         <w:outlineLvl w:val="1"/>
       </w:pPr>
       <w:r>
@@ -5610,7 +5610,7 @@
       <w:pPr>
         <w:pStyle w:val="Endure-Subhead"/>
         <w:keepNext/>
-        <w:spacing w:before="240" w:after="60"/>
+        <w:spacing w:before="240" w:after="60" w:line="240" w:lineRule="auto"/>
         <w:outlineLvl w:val="1"/>
       </w:pPr>
       <w:r>
@@ -5624,7 +5624,7 @@
       <w:pPr>
         <w:pStyle w:val="Endure-Subhead"/>
         <w:keepNext/>
-        <w:spacing w:before="160" w:after="60"/>
+        <w:spacing w:before="160" w:after="60" w:line="240" w:lineRule="auto"/>
         <w:outlineLvl w:val="2"/>
       </w:pPr>
       <w:r>
@@ -5803,7 +5803,7 @@
       <w:pPr>
         <w:pStyle w:val="Endure-Subhead"/>
         <w:keepNext/>
-        <w:spacing w:before="160" w:after="60"/>
+        <w:spacing w:before="160" w:after="60" w:line="240" w:lineRule="auto"/>
         <w:outlineLvl w:val="2"/>
       </w:pPr>
       <w:r>
@@ -5983,7 +5983,7 @@
       <w:pPr>
         <w:pStyle w:val="Endure-Subhead"/>
         <w:keepNext/>
-        <w:spacing w:before="160" w:after="60"/>
+        <w:spacing w:before="160" w:after="60" w:line="240" w:lineRule="auto"/>
         <w:outlineLvl w:val="2"/>
       </w:pPr>
       <w:r>
@@ -6161,7 +6161,7 @@
       <w:pPr>
         <w:pStyle w:val="Endure-Subhead"/>
         <w:keepNext/>
-        <w:spacing w:before="240" w:after="60"/>
+        <w:spacing w:before="240" w:after="60" w:line="240" w:lineRule="auto"/>
         <w:outlineLvl w:val="1"/>
       </w:pPr>
       <w:r>
@@ -6174,7 +6174,7 @@
     <w:p>
       <w:pPr>
         <w:pStyle w:val="Endure-FirstParagraphBodyText"/>
-        <w:spacing w:before="100" w:after="100"/>
+        <w:spacing w:before="100" w:after="100" w:line="240" w:lineRule="auto"/>
       </w:pPr>
       <w:r>
         <w:rPr>
@@ -6186,7 +6186,7 @@
     <w:p>
       <w:pPr>
         <w:pStyle w:val="Endure-ChapterBodyText"/>
-        <w:spacing w:before="40" w:after="40"/>
+        <w:spacing w:before="40" w:after="40" w:line="240" w:lineRule="auto"/>
         <w:ind w:left="360" w:hanging="216"/>
       </w:pPr>
       <w:r>
@@ -6212,7 +6212,7 @@
     <w:p>
       <w:pPr>
         <w:pStyle w:val="Endure-ChapterBodyText"/>
-        <w:spacing w:before="40" w:after="40"/>
+        <w:spacing w:before="40" w:after="40" w:line="240" w:lineRule="auto"/>
         <w:ind w:left="360" w:hanging="216"/>
       </w:pPr>
       <w:r>
@@ -6238,7 +6238,7 @@
     <w:p>
       <w:pPr>
         <w:pStyle w:val="Endure-ChapterBodyText"/>
-        <w:spacing w:before="40" w:after="40"/>
+        <w:spacing w:before="40" w:after="40" w:line="240" w:lineRule="auto"/>
         <w:ind w:left="360" w:hanging="216"/>
       </w:pPr>
       <w:r>
@@ -6282,11 +6282,11 @@
               <a:graphicData uri="http://schemas.openxmlformats.org/drawingml/2006/picture">
                 <pic:pic>
                   <pic:nvPicPr>
-                    <pic:cNvPr id="0" name="ascii_26014.png"/>
+                    <pic:cNvPr id="0" name="ascii_87440.png"/>
                     <pic:cNvPicPr/>
                   </pic:nvPicPr>
                   <pic:blipFill>
-                    <a:blip r:embed="rId48"/>
+                    <a:blip r:embed="rId53"/>
                     <a:stretch>
                       <a:fillRect/>
                     </a:stretch>
@@ -6308,7 +6308,7 @@
     <w:p>
       <w:pPr>
         <w:pStyle w:val="Endure-ChapterBodyText"/>
-        <w:spacing w:before="100" w:after="100"/>
+        <w:spacing w:before="100" w:after="100" w:line="240" w:lineRule="auto"/>
       </w:pPr>
       <w:r>
         <w:rPr>
@@ -6319,6 +6319,11 @@
     </w:p>
     <w:sectPr>
       <w:footerReference w:type="first" r:id="rId43"/>
+      <w:headerReference w:type="default" r:id="rId46"/>
+      <w:footerReference w:type="default" r:id="rId47"/>
+      <w:headerReference w:type="even" r:id="rId48"/>
+      <w:footerReference w:type="even" r:id="rId49"/>
+      <w:headerReference w:type="first" r:id="rId50"/>
       <w:type w:val="nextColumn"/>
       <w:pgSz w:w="10080" w:h="14400"/>
       <w:pgMar w:top="794" w:right="851" w:bottom="794" w:left="1077" w:header="454" w:footer="454" w:gutter="0"/>
@@ -7563,6 +7568,26 @@
 </w:ftr>
 </file>
 
+<file path=word/footer34.xml><?xml version="1.0" encoding="utf-8"?>
+<w:ftr xmlns:m="http://schemas.openxmlformats.org/officeDocument/2006/math" xmlns:mc="http://schemas.openxmlformats.org/markup-compatibility/2006" xmlns:mo="http://schemas.microsoft.com/office/mac/office/2008/main" xmlns:mv="urn:schemas-microsoft-com:mac:vml" xmlns:o="urn:schemas-microsoft-com:office:office" xmlns:r="http://schemas.openxmlformats.org/officeDocument/2006/relationships" xmlns:v="urn:schemas-microsoft-com:vml" xmlns:w10="urn:schemas-microsoft-com:office:word" xmlns:w14="http://schemas.microsoft.com/office/word/2010/wordml" xmlns:w="http://schemas.openxmlformats.org/wordprocessingml/2006/main" xmlns:wne="http://schemas.microsoft.com/office/word/2006/wordml" xmlns:wp14="http://schemas.microsoft.com/office/word/2010/wordprocessingDrawing" xmlns:wp="http://schemas.openxmlformats.org/drawingml/2006/wordprocessingDrawing" xmlns:wpc="http://schemas.microsoft.com/office/word/2010/wordprocessingCanvas" xmlns:wpg="http://schemas.microsoft.com/office/word/2010/wordprocessingGroup" xmlns:wpi="http://schemas.microsoft.com/office/word/2010/wordprocessingInk" xmlns:wps="http://schemas.microsoft.com/office/word/2010/wordprocessingShape" mc:Ignorable="w14 wp14">
+  <w:p>
+    <w:pPr>
+      <w:pStyle w:val="Footer"/>
+    </w:pPr>
+  </w:p>
+</w:ftr>
+</file>
+
+<file path=word/footer35.xml><?xml version="1.0" encoding="utf-8"?>
+<w:ftr xmlns:m="http://schemas.openxmlformats.org/officeDocument/2006/math" xmlns:mc="http://schemas.openxmlformats.org/markup-compatibility/2006" xmlns:mo="http://schemas.microsoft.com/office/mac/office/2008/main" xmlns:mv="urn:schemas-microsoft-com:mac:vml" xmlns:o="urn:schemas-microsoft-com:office:office" xmlns:r="http://schemas.openxmlformats.org/officeDocument/2006/relationships" xmlns:v="urn:schemas-microsoft-com:vml" xmlns:w10="urn:schemas-microsoft-com:office:word" xmlns:w14="http://schemas.microsoft.com/office/word/2010/wordml" xmlns:w="http://schemas.openxmlformats.org/wordprocessingml/2006/main" xmlns:wne="http://schemas.microsoft.com/office/word/2006/wordml" xmlns:wp14="http://schemas.microsoft.com/office/word/2010/wordprocessingDrawing" xmlns:wp="http://schemas.openxmlformats.org/drawingml/2006/wordprocessingDrawing" xmlns:wpc="http://schemas.microsoft.com/office/word/2010/wordprocessingCanvas" xmlns:wpg="http://schemas.microsoft.com/office/word/2010/wordprocessingGroup" xmlns:wpi="http://schemas.microsoft.com/office/word/2010/wordprocessingInk" xmlns:wps="http://schemas.microsoft.com/office/word/2010/wordprocessingShape" mc:Ignorable="w14 wp14">
+  <w:p>
+    <w:pPr>
+      <w:pStyle w:val="Footer"/>
+    </w:pPr>
+  </w:p>
+</w:ftr>
+</file>
+
 <file path=word/footer4.xml><?xml version="1.0" encoding="utf-8"?>
 <w:ftr xmlns:wpc="http://schemas.microsoft.com/office/word/2010/wordprocessingCanvas" xmlns:cx="http://schemas.microsoft.com/office/drawing/2014/chartex" xmlns:cx1="http://schemas.microsoft.com/office/drawing/2015/9/8/chartex" xmlns:cx2="http://schemas.microsoft.com/office/drawing/2015/10/21/chartex" xmlns:cx3="http://schemas.microsoft.com/office/drawing/2016/5/9/chartex" xmlns:cx4="http://schemas.microsoft.com/office/drawing/2016/5/10/chartex" xmlns:cx5="http://schemas.microsoft.com/office/drawing/2016/5/11/chartex" xmlns:cx6="http://schemas.microsoft.com/office/drawing/2016/5/12/chartex" xmlns:cx7="http://schemas.microsoft.com/office/drawing/2016/5/13/chartex" xmlns:cx8="http://schemas.microsoft.com/office/drawing/2016/5/14/chartex" xmlns:mc="http://schemas.openxmlformats.org/markup-compatibility/2006" xmlns:aink="http://schemas.microsoft.com/office/drawing/2016/ink" xmlns:am3d="http://schemas.microsoft.com/office/drawing/2017/model3d" xmlns:o="urn:schemas-microsoft-com:office:office" xmlns:oel="http://schemas.microsoft.com/office/2019/extlst" xmlns:r="http://schemas.openxmlformats.org/officeDocument/2006/relationships" xmlns:m="http://schemas.openxmlformats.org/officeDocument/2006/math" xmlns:v="urn:schemas-microsoft-com:vml" xmlns:wp14="http://schemas.microsoft.com/office/word/2010/wordprocessingDrawing" xmlns:wp="http://schemas.openxmlformats.org/drawingml/2006/wordprocessingDrawing" xmlns:w10="urn:schemas-microsoft-com:office:word" xmlns:w="http://schemas.openxmlformats.org/wordprocessingml/2006/main" xmlns:w14="http://schemas.microsoft.com/office/word/2010/wordml" xmlns:w15="http://schemas.microsoft.com/office/word/2012/wordml" xmlns:w16cex="http://schemas.microsoft.com/office/word/2018/wordml/cex" xmlns:w16cid="http://schemas.microsoft.com/office/word/2016/wordml/cid" xmlns:w16="http://schemas.microsoft.com/office/word/2018/wordml" xmlns:w16du="http://schemas.microsoft.com/office/word/2023/wordml/word16du" xmlns:w16sdtdh="http://schemas.microsoft.com/office/word/2020/wordml/sdtdatahash" xmlns:w16sdtfl="http://schemas.microsoft.com/office/word/2024/wordml/sdtformatlock" xmlns:w16se="http://schemas.microsoft.com/office/word/2015/wordml/symex" xmlns:wpg="http://schemas.microsoft.com/office/word/2010/wordprocessingGroup" xmlns:wpi="http://schemas.microsoft.com/office/word/2010/wordprocessingInk" xmlns:wne="http://schemas.microsoft.com/office/word/2006/wordml" xmlns:wps="http://schemas.microsoft.com/office/word/2010/wordprocessingShape" mc:Ignorable="w14 w15 w16se w16cid w16 w16cex w16sdtdh w16sdtfl w16du wp14">
   <w:p>
@@ -7820,6 +7845,36 @@
     <w:r>
       <w:t>TÍTULO DEL LIBRO</w:t>
     </w:r>
+  </w:p>
+</w:hdr>
+</file>
+
+<file path=word/header3.xml><?xml version="1.0" encoding="utf-8"?>
+<w:hdr xmlns:m="http://schemas.openxmlformats.org/officeDocument/2006/math" xmlns:mc="http://schemas.openxmlformats.org/markup-compatibility/2006" xmlns:mo="http://schemas.microsoft.com/office/mac/office/2008/main" xmlns:mv="urn:schemas-microsoft-com:mac:vml" xmlns:o="urn:schemas-microsoft-com:office:office" xmlns:r="http://schemas.openxmlformats.org/officeDocument/2006/relationships" xmlns:v="urn:schemas-microsoft-com:vml" xmlns:w10="urn:schemas-microsoft-com:office:word" xmlns:w14="http://schemas.microsoft.com/office/word/2010/wordml" xmlns:w="http://schemas.openxmlformats.org/wordprocessingml/2006/main" xmlns:wne="http://schemas.microsoft.com/office/word/2006/wordml" xmlns:wp14="http://schemas.microsoft.com/office/word/2010/wordprocessingDrawing" xmlns:wp="http://schemas.openxmlformats.org/drawingml/2006/wordprocessingDrawing" xmlns:wpc="http://schemas.microsoft.com/office/word/2010/wordprocessingCanvas" xmlns:wpg="http://schemas.microsoft.com/office/word/2010/wordprocessingGroup" xmlns:wpi="http://schemas.microsoft.com/office/word/2010/wordprocessingInk" xmlns:wps="http://schemas.microsoft.com/office/word/2010/wordprocessingShape" mc:Ignorable="w14 wp14">
+  <w:p>
+    <w:pPr>
+      <w:pStyle w:val="Header"/>
+    </w:pPr>
+  </w:p>
+</w:hdr>
+</file>
+
+<file path=word/header4.xml><?xml version="1.0" encoding="utf-8"?>
+<w:hdr xmlns:m="http://schemas.openxmlformats.org/officeDocument/2006/math" xmlns:mc="http://schemas.openxmlformats.org/markup-compatibility/2006" xmlns:mo="http://schemas.microsoft.com/office/mac/office/2008/main" xmlns:mv="urn:schemas-microsoft-com:mac:vml" xmlns:o="urn:schemas-microsoft-com:office:office" xmlns:r="http://schemas.openxmlformats.org/officeDocument/2006/relationships" xmlns:v="urn:schemas-microsoft-com:vml" xmlns:w10="urn:schemas-microsoft-com:office:word" xmlns:w14="http://schemas.microsoft.com/office/word/2010/wordml" xmlns:w="http://schemas.openxmlformats.org/wordprocessingml/2006/main" xmlns:wne="http://schemas.microsoft.com/office/word/2006/wordml" xmlns:wp14="http://schemas.microsoft.com/office/word/2010/wordprocessingDrawing" xmlns:wp="http://schemas.openxmlformats.org/drawingml/2006/wordprocessingDrawing" xmlns:wpc="http://schemas.microsoft.com/office/word/2010/wordprocessingCanvas" xmlns:wpg="http://schemas.microsoft.com/office/word/2010/wordprocessingGroup" xmlns:wpi="http://schemas.microsoft.com/office/word/2010/wordprocessingInk" xmlns:wps="http://schemas.microsoft.com/office/word/2010/wordprocessingShape" mc:Ignorable="w14 wp14">
+  <w:p>
+    <w:pPr>
+      <w:pStyle w:val="Header"/>
+    </w:pPr>
+  </w:p>
+</w:hdr>
+</file>
+
+<file path=word/header5.xml><?xml version="1.0" encoding="utf-8"?>
+<w:hdr xmlns:m="http://schemas.openxmlformats.org/officeDocument/2006/math" xmlns:mc="http://schemas.openxmlformats.org/markup-compatibility/2006" xmlns:mo="http://schemas.microsoft.com/office/mac/office/2008/main" xmlns:mv="urn:schemas-microsoft-com:mac:vml" xmlns:o="urn:schemas-microsoft-com:office:office" xmlns:r="http://schemas.openxmlformats.org/officeDocument/2006/relationships" xmlns:v="urn:schemas-microsoft-com:vml" xmlns:w10="urn:schemas-microsoft-com:office:word" xmlns:w14="http://schemas.microsoft.com/office/word/2010/wordml" xmlns:w="http://schemas.openxmlformats.org/wordprocessingml/2006/main" xmlns:wne="http://schemas.microsoft.com/office/word/2006/wordml" xmlns:wp14="http://schemas.microsoft.com/office/word/2010/wordprocessingDrawing" xmlns:wp="http://schemas.openxmlformats.org/drawingml/2006/wordprocessingDrawing" xmlns:wpc="http://schemas.microsoft.com/office/word/2010/wordprocessingCanvas" xmlns:wpg="http://schemas.microsoft.com/office/word/2010/wordprocessingGroup" xmlns:wpi="http://schemas.microsoft.com/office/word/2010/wordprocessingInk" xmlns:wps="http://schemas.microsoft.com/office/word/2010/wordprocessingShape" mc:Ignorable="w14 wp14">
+  <w:p>
+    <w:pPr>
+      <w:pStyle w:val="Header"/>
+    </w:pPr>
   </w:p>
 </w:hdr>
 </file>
